--- a/doc/specs/docx/QNSC_PWM_MAS.docx
+++ b/doc/specs/docx/QNSC_PWM_MAS.docx
@@ -15,7 +15,7 @@
         <w:pStyle w:val="Subtitle"/>
       </w:pPr>
       <w:r>
-        <w:t xml:space="preserve">MICRO-ARCHITECTURE SPECIFICATION – V2.2</w:t>
+        <w:t xml:space="preserve">MICRO-ARCHITECTURE SPECIFICATION – V2.3</w:t>
       </w:r>
     </w:p>
     <w:p>
@@ -579,6 +579,173 @@
           </w:p>
         </w:tc>
       </w:tr>
+      <w:tr>
+        <w:tc>
+          <w:tcPr/>
+          <w:p>
+            <w:pPr>
+              <w:pStyle w:val="Compact"/>
+              <w:jc w:val="left"/>
+            </w:pPr>
+            <w:r>
+              <w:t xml:space="preserve">V2.3</w:t>
+            </w:r>
+          </w:p>
+        </w:tc>
+        <w:tc>
+          <w:tcPr/>
+          <w:p>
+            <w:pPr>
+              <w:pStyle w:val="Compact"/>
+              <w:jc w:val="left"/>
+            </w:pPr>
+            <w:r>
+              <w:t xml:space="preserve">2026-09-25</w:t>
+            </w:r>
+          </w:p>
+        </w:tc>
+        <w:tc>
+          <w:tcPr/>
+          <w:p>
+            <w:pPr>
+              <w:pStyle w:val="Compact"/>
+              <w:jc w:val="left"/>
+            </w:pPr>
+            <w:r>
+              <w:t xml:space="preserve">Nghia VT</w:t>
+            </w:r>
+          </w:p>
+        </w:tc>
+        <w:tc>
+          <w:tcPr/>
+          <w:p>
+            <w:pPr>
+              <w:pStyle w:val="Compact"/>
+              <w:jc w:val="left"/>
+            </w:pPr>
+            <w:r>
+              <w:t xml:space="preserve">–</w:t>
+            </w:r>
+          </w:p>
+        </w:tc>
+        <w:tc>
+          <w:tcPr/>
+          <w:p>
+            <w:pPr>
+              <w:pStyle w:val="Compact"/>
+              <w:jc w:val="left"/>
+            </w:pPr>
+            <w:r>
+              <w:t xml:space="preserve">7.2: an unconfigured channel goes to 1 at</w:t>
+            </w:r>
+            <w:r>
+              <w:t xml:space="preserve"> </w:t>
+            </w:r>
+            <w:r>
+              <w:rPr>
+                <w:rStyle w:val="VerbatimChar"/>
+              </w:rPr>
+              <w:t xml:space="preserve">CMD.START</w:t>
+            </w:r>
+            <w:r>
+              <w:t xml:space="preserve"> </w:t>
+            </w:r>
+            <w:r>
+              <w:t xml:space="preserve">(reset</w:t>
+            </w:r>
+            <w:r>
+              <w:t xml:space="preserve"> </w:t>
+            </w:r>
+            <w:r>
+              <w:rPr>
+                <w:rStyle w:val="VerbatimChar"/>
+              </w:rPr>
+              <w:t xml:space="preserve">MODE</w:t>
+            </w:r>
+            <w:r>
+              <w:t xml:space="preserve"> </w:t>
+            </w:r>
+            <w:r>
+              <w:t xml:space="preserve">0 is SET, reset</w:t>
+            </w:r>
+            <w:r>
+              <w:t xml:space="preserve"> </w:t>
+            </w:r>
+            <w:r>
+              <w:rPr>
+                <w:rStyle w:val="VerbatimChar"/>
+              </w:rPr>
+              <w:t xml:space="preserve">TH</w:t>
+            </w:r>
+            <w:r>
+              <w:t xml:space="preserve"> </w:t>
+            </w:r>
+            <w:r>
+              <w:t xml:space="preserve">0 matches at once), seen in simulation of the wrapper.</w:t>
+            </w:r>
+            <w:r>
+              <w:t xml:space="preserve"> </w:t>
+            </w:r>
+            <w:r>
+              <w:rPr>
+                <w:rStyle w:val="VerbatimChar"/>
+              </w:rPr>
+              <w:t xml:space="preserve">TIM_EXT</w:t>
+            </w:r>
+            <w:r>
+              <w:t xml:space="preserve"> </w:t>
+            </w:r>
+            <w:r>
+              <w:t xml:space="preserve">synchronised by the shared</w:t>
+            </w:r>
+            <w:r>
+              <w:t xml:space="preserve"> </w:t>
+            </w:r>
+            <w:r>
+              <w:rPr>
+                <w:rStyle w:val="VerbatimChar"/>
+              </w:rPr>
+              <w:t xml:space="preserve">qnsc_sync</w:t>
+            </w:r>
+            <w:r>
+              <w:t xml:space="preserve"> </w:t>
+            </w:r>
+            <w:r>
+              <w:t xml:space="preserve">cell. Moved to</w:t>
+            </w:r>
+            <w:r>
+              <w:t xml:space="preserve"> </w:t>
+            </w:r>
+            <w:r>
+              <w:rPr>
+                <w:rStyle w:val="VerbatimChar"/>
+              </w:rPr>
+              <w:t xml:space="preserve">APB_M12</w:t>
+            </w:r>
+            <w:r>
+              <w:t xml:space="preserve"> </w:t>
+            </w:r>
+            <w:r>
+              <w:t xml:space="preserve">at</w:t>
+            </w:r>
+            <w:r>
+              <w:t xml:space="preserve"> </w:t>
+            </w:r>
+            <w:r>
+              <w:rPr>
+                <w:rStyle w:val="VerbatimChar"/>
+              </w:rPr>
+              <w:t xml:space="preserve">0x8003_0000</w:t>
+            </w:r>
+            <w:r>
+              <w:t xml:space="preserve"> </w:t>
+            </w:r>
+            <w:r>
+              <w:t xml:space="preserve">with the peripherals after the dropped GPIO3</w:t>
+            </w:r>
+          </w:p>
+        </w:tc>
+      </w:tr>
     </w:tbl>
     <w:bookmarkEnd w:id="26"/>
     <w:bookmarkStart w:id="27" w:name="overview"/>
@@ -2083,7 +2250,28 @@
               <w:t xml:space="preserve"> </w:t>
             </w:r>
             <w:r>
-              <w:t xml:space="preserve">through IO MUX. Two flip-flops in the wrapper synchronise it to</w:t>
+              <w:t xml:space="preserve">through IO MUX. Two flip-flops in the wrapper (</w:t>
+            </w:r>
+            <w:r>
+              <w:rPr>
+                <w:rStyle w:val="VerbatimChar"/>
+              </w:rPr>
+              <w:t xml:space="preserve">qnsc_sync</w:t>
+            </w:r>
+            <w:r>
+              <w:t xml:space="preserve">,</w:t>
+            </w:r>
+            <w:r>
+              <w:t xml:space="preserve"> </w:t>
+            </w:r>
+            <w:r>
+              <w:rPr>
+                <w:rStyle w:val="VerbatimChar"/>
+              </w:rPr>
+              <w:t xml:space="preserve">design/common</w:t>
+            </w:r>
+            <w:r>
+              <w:t xml:space="preserve">) synchronise it to</w:t>
             </w:r>
             <w:r>
               <w:t xml:space="preserve"> </w:t>
@@ -5040,6 +5228,108 @@
       </w:r>
       <w:r>
         <w:t xml:space="preserve">drives the output to 0 in every MODE.</w:t>
+      </w:r>
+    </w:p>
+    <w:p>
+      <w:pPr>
+        <w:pStyle w:val="BodyText"/>
+      </w:pPr>
+      <w:r>
+        <w:rPr>
+          <w:b/>
+          <w:bCs/>
+        </w:rPr>
+        <w:t xml:space="preserve">Unconfigured channels.</w:t>
+      </w:r>
+      <w:r>
+        <w:t xml:space="preserve"> </w:t>
+      </w:r>
+      <w:r>
+        <w:t xml:space="preserve">Out of reset every channel has</w:t>
+      </w:r>
+      <w:r>
+        <w:t xml:space="preserve"> </w:t>
+      </w:r>
+      <w:r>
+        <w:rPr>
+          <w:rStyle w:val="VerbatimChar"/>
+        </w:rPr>
+        <w:t xml:space="preserve">MODE</w:t>
+      </w:r>
+      <w:r>
+        <w:t xml:space="preserve"> </w:t>
+      </w:r>
+      <w:r>
+        <w:t xml:space="preserve">0 (SET) and</w:t>
+      </w:r>
+      <w:r>
+        <w:t xml:space="preserve"> </w:t>
+      </w:r>
+      <w:r>
+        <w:rPr>
+          <w:rStyle w:val="VerbatimChar"/>
+        </w:rPr>
+        <w:t xml:space="preserve">TH</w:t>
+      </w:r>
+      <w:r>
+        <w:t xml:space="preserve"> </w:t>
+      </w:r>
+      <w:r>
+        <w:t xml:space="preserve">0,</w:t>
+      </w:r>
+      <w:r>
+        <w:t xml:space="preserve"> </w:t>
+      </w:r>
+      <w:r>
+        <w:t xml:space="preserve">so</w:t>
+      </w:r>
+      <w:r>
+        <w:t xml:space="preserve"> </w:t>
+      </w:r>
+      <w:r>
+        <w:rPr>
+          <w:rStyle w:val="VerbatimChar"/>
+        </w:rPr>
+        <w:t xml:space="preserve">CMD.START</w:t>
+      </w:r>
+      <w:r>
+        <w:t xml:space="preserve"> </w:t>
+      </w:r>
+      <w:r>
+        <w:t xml:space="preserve">drives each channel firmware did not configure to 1 at the first</w:t>
+      </w:r>
+      <w:r>
+        <w:t xml:space="preserve"> </w:t>
+      </w:r>
+      <w:r>
+        <w:t xml:space="preserve">count of 0, and it stays 1. Before</w:t>
+      </w:r>
+      <w:r>
+        <w:t xml:space="preserve"> </w:t>
+      </w:r>
+      <w:r>
+        <w:rPr>
+          <w:rStyle w:val="VerbatimChar"/>
+        </w:rPr>
+        <w:t xml:space="preserve">CMD.START</w:t>
+      </w:r>
+      <w:r>
+        <w:t xml:space="preserve">, set every channel of the module:</w:t>
+      </w:r>
+      <w:r>
+        <w:t xml:space="preserve"> </w:t>
+      </w:r>
+      <w:r>
+        <w:rPr>
+          <w:rStyle w:val="VerbatimChar"/>
+        </w:rPr>
+        <w:t xml:space="preserve">MODE</w:t>
+      </w:r>
+      <w:r>
+        <w:t xml:space="preserve"> </w:t>
+      </w:r>
+      <w:r>
+        <w:t xml:space="preserve">4 (RST) keeps an unused output at 0.</w:t>
       </w:r>
     </w:p>
     <w:bookmarkEnd w:id="37"/>
@@ -9003,7 +9293,7 @@
       <w:rPr>
         <w:szCs w:val="26"/>
       </w:rPr>
-      <w:t>V2.2</w:t>
+      <w:t>V2.3</w:t>
     </w:r>
     <w:r>
       <w:rPr>

--- a/doc/specs/docx/QNSC_PWM_MAS.docx
+++ b/doc/specs/docx/QNSC_PWM_MAS.docx
@@ -1077,7 +1077,7 @@
               <a:graphicData uri="http://schemas.openxmlformats.org/drawingml/2006/picture">
                 <pic:pic>
                   <pic:nvPicPr>
-                    <pic:cNvPr descr="../img/fig_pwm_block.png" id="31" name="Picture"/>
+                    <pic:cNvPr descr="../figures/img/fig_pwm_block.png" id="31" name="Picture"/>
                     <pic:cNvPicPr>
                       <a:picLocks noChangeArrowheads="1" noChangeAspect="1"/>
                     </pic:cNvPicPr>

--- a/doc/specs/docx/QNSC_PWM_MAS.docx
+++ b/doc/specs/docx/QNSC_PWM_MAS.docx
@@ -15,7 +15,7 @@
         <w:pStyle w:val="Subtitle"/>
       </w:pPr>
       <w:r>
-        <w:t xml:space="preserve">MICRO-ARCHITECTURE SPECIFICATION – V2.3</w:t>
+        <w:t xml:space="preserve">MICRO-ARCHITECTURE SPECIFICATION – V2.5</w:t>
       </w:r>
     </w:p>
     <w:p>
@@ -600,6 +600,310 @@
               <w:jc w:val="left"/>
             </w:pPr>
             <w:r>
+              <w:t xml:space="preserve">2026-09-25</w:t>
+            </w:r>
+          </w:p>
+        </w:tc>
+        <w:tc>
+          <w:tcPr/>
+          <w:p>
+            <w:pPr>
+              <w:pStyle w:val="Compact"/>
+              <w:jc w:val="left"/>
+            </w:pPr>
+            <w:r>
+              <w:t xml:space="preserve">Nghia VT</w:t>
+            </w:r>
+          </w:p>
+        </w:tc>
+        <w:tc>
+          <w:tcPr/>
+          <w:p>
+            <w:pPr>
+              <w:pStyle w:val="Compact"/>
+              <w:jc w:val="left"/>
+            </w:pPr>
+            <w:r>
+              <w:t xml:space="preserve">–</w:t>
+            </w:r>
+          </w:p>
+        </w:tc>
+        <w:tc>
+          <w:tcPr/>
+          <w:p>
+            <w:pPr>
+              <w:pStyle w:val="Compact"/>
+              <w:jc w:val="left"/>
+            </w:pPr>
+            <w:r>
+              <w:t xml:space="preserve">7.2: an unconfigured channel goes to 1 at</w:t>
+            </w:r>
+            <w:r>
+              <w:t xml:space="preserve"> </w:t>
+            </w:r>
+            <w:r>
+              <w:rPr>
+                <w:rStyle w:val="VerbatimChar"/>
+              </w:rPr>
+              <w:t xml:space="preserve">CMD.START</w:t>
+            </w:r>
+            <w:r>
+              <w:t xml:space="preserve"> </w:t>
+            </w:r>
+            <w:r>
+              <w:t xml:space="preserve">(reset</w:t>
+            </w:r>
+            <w:r>
+              <w:t xml:space="preserve"> </w:t>
+            </w:r>
+            <w:r>
+              <w:rPr>
+                <w:rStyle w:val="VerbatimChar"/>
+              </w:rPr>
+              <w:t xml:space="preserve">MODE</w:t>
+            </w:r>
+            <w:r>
+              <w:t xml:space="preserve"> </w:t>
+            </w:r>
+            <w:r>
+              <w:t xml:space="preserve">0 is SET, reset</w:t>
+            </w:r>
+            <w:r>
+              <w:t xml:space="preserve"> </w:t>
+            </w:r>
+            <w:r>
+              <w:rPr>
+                <w:rStyle w:val="VerbatimChar"/>
+              </w:rPr>
+              <w:t xml:space="preserve">TH</w:t>
+            </w:r>
+            <w:r>
+              <w:t xml:space="preserve"> </w:t>
+            </w:r>
+            <w:r>
+              <w:t xml:space="preserve">0 matches at once), seen in simulation of the wrapper.</w:t>
+            </w:r>
+            <w:r>
+              <w:t xml:space="preserve"> </w:t>
+            </w:r>
+            <w:r>
+              <w:rPr>
+                <w:rStyle w:val="VerbatimChar"/>
+              </w:rPr>
+              <w:t xml:space="preserve">TIM_EXT</w:t>
+            </w:r>
+            <w:r>
+              <w:t xml:space="preserve"> </w:t>
+            </w:r>
+            <w:r>
+              <w:t xml:space="preserve">synchronised by the shared</w:t>
+            </w:r>
+            <w:r>
+              <w:t xml:space="preserve"> </w:t>
+            </w:r>
+            <w:r>
+              <w:rPr>
+                <w:rStyle w:val="VerbatimChar"/>
+              </w:rPr>
+              <w:t xml:space="preserve">qnsc_sync</w:t>
+            </w:r>
+            <w:r>
+              <w:t xml:space="preserve"> </w:t>
+            </w:r>
+            <w:r>
+              <w:t xml:space="preserve">cell. Moved to</w:t>
+            </w:r>
+            <w:r>
+              <w:t xml:space="preserve"> </w:t>
+            </w:r>
+            <w:r>
+              <w:rPr>
+                <w:rStyle w:val="VerbatimChar"/>
+              </w:rPr>
+              <w:t xml:space="preserve">APB_M12</w:t>
+            </w:r>
+            <w:r>
+              <w:t xml:space="preserve"> </w:t>
+            </w:r>
+            <w:r>
+              <w:t xml:space="preserve">at</w:t>
+            </w:r>
+            <w:r>
+              <w:t xml:space="preserve"> </w:t>
+            </w:r>
+            <w:r>
+              <w:rPr>
+                <w:rStyle w:val="VerbatimChar"/>
+              </w:rPr>
+              <w:t xml:space="preserve">0x8003_0000</w:t>
+            </w:r>
+            <w:r>
+              <w:t xml:space="preserve"> </w:t>
+            </w:r>
+            <w:r>
+              <w:t xml:space="preserve">with the peripherals after the dropped GPIO3</w:t>
+            </w:r>
+          </w:p>
+        </w:tc>
+      </w:tr>
+      <w:tr>
+        <w:tc>
+          <w:tcPr/>
+          <w:p>
+            <w:pPr>
+              <w:pStyle w:val="Compact"/>
+              <w:jc w:val="left"/>
+            </w:pPr>
+            <w:r>
+              <w:t xml:space="preserve">V2.4</w:t>
+            </w:r>
+          </w:p>
+        </w:tc>
+        <w:tc>
+          <w:tcPr/>
+          <w:p>
+            <w:pPr>
+              <w:pStyle w:val="Compact"/>
+              <w:jc w:val="left"/>
+            </w:pPr>
+            <w:r>
+              <w:t xml:space="preserve">2026-09-28</w:t>
+            </w:r>
+          </w:p>
+        </w:tc>
+        <w:tc>
+          <w:tcPr/>
+          <w:p>
+            <w:pPr>
+              <w:pStyle w:val="Compact"/>
+              <w:jc w:val="left"/>
+            </w:pPr>
+            <w:r>
+              <w:t xml:space="preserve">Nghia VT</w:t>
+            </w:r>
+          </w:p>
+        </w:tc>
+        <w:tc>
+          <w:tcPr/>
+          <w:p>
+            <w:pPr>
+              <w:pStyle w:val="Compact"/>
+              <w:jc w:val="left"/>
+            </w:pPr>
+            <w:r>
+              <w:t xml:space="preserve">Tâm</w:t>
+            </w:r>
+          </w:p>
+        </w:tc>
+        <w:tc>
+          <w:tcPr/>
+          <w:p>
+            <w:pPr>
+              <w:pStyle w:val="Compact"/>
+              <w:jc w:val="left"/>
+            </w:pPr>
+            <w:r>
+              <w:t xml:space="preserve">Module</w:t>
+            </w:r>
+            <w:r>
+              <w:t xml:space="preserve"> </w:t>
+            </w:r>
+            <w:r>
+              <w:rPr>
+                <w:rStyle w:val="VerbatimChar"/>
+              </w:rPr>
+              <w:t xml:space="preserve">m_qnsc_wrap_pwm</w:t>
+            </w:r>
+            <w:r>
+              <w:t xml:space="preserve"> </w:t>
+            </w:r>
+            <w:r>
+              <w:t xml:space="preserve">(Naming Rule V1.1).</w:t>
+            </w:r>
+            <w:r>
+              <w:t xml:space="preserve"> </w:t>
+            </w:r>
+            <w:r>
+              <w:rPr>
+                <w:rStyle w:val="VerbatimChar"/>
+              </w:rPr>
+              <w:t xml:space="preserve">APB_ADDR_WIDTH</w:t>
+            </w:r>
+            <w:r>
+              <w:t xml:space="preserve"> </w:t>
+            </w:r>
+            <w:r>
+              <w:t xml:space="preserve">fixed at 12 in the wrapper (no package, no parameter). Review answers: one clock domain and why</w:t>
+            </w:r>
+            <w:r>
+              <w:t xml:space="preserve"> </w:t>
+            </w:r>
+            <w:r>
+              <w:rPr>
+                <w:rStyle w:val="VerbatimChar"/>
+              </w:rPr>
+              <w:t xml:space="preserve">low_speed_clk_i</w:t>
+            </w:r>
+            <w:r>
+              <w:t xml:space="preserve"> </w:t>
+            </w:r>
+            <w:r>
+              <w:t xml:space="preserve">is 0 (section 3);</w:t>
+            </w:r>
+            <w:r>
+              <w:t xml:space="preserve"> </w:t>
+            </w:r>
+            <w:r>
+              <w:rPr>
+                <w:rStyle w:val="VerbatimChar"/>
+              </w:rPr>
+              <w:t xml:space="preserve">TIM_EXT</w:t>
+            </w:r>
+            <w:r>
+              <w:t xml:space="preserve"> </w:t>
+            </w:r>
+            <w:r>
+              <w:t xml:space="preserve">bits independent, minimum pulse (7.4); four event lines on one</w:t>
+            </w:r>
+            <w:r>
+              <w:t xml:space="preserve"> </w:t>
+            </w:r>
+            <w:r>
+              <w:rPr>
+                <w:rStyle w:val="VerbatimChar"/>
+              </w:rPr>
+              <w:t xml:space="preserve">INTMAP</w:t>
+            </w:r>
+            <w:r>
+              <w:t xml:space="preserve"> </w:t>
+            </w:r>
+            <w:r>
+              <w:t xml:space="preserve">line (7.5)</w:t>
+            </w:r>
+          </w:p>
+        </w:tc>
+      </w:tr>
+      <w:tr>
+        <w:tc>
+          <w:tcPr/>
+          <w:p>
+            <w:pPr>
+              <w:pStyle w:val="Compact"/>
+              <w:jc w:val="left"/>
+            </w:pPr>
+            <w:r>
+              <w:t xml:space="preserve">V2.5</w:t>
+            </w:r>
+          </w:p>
+        </w:tc>
+        <w:tc>
+          <w:tcPr/>
+          <w:p>
+            <w:pPr>
+              <w:pStyle w:val="Compact"/>
+              <w:jc w:val="left"/>
+            </w:pPr>
+            <w:r>
               <w:t xml:space="preserve">2026-09-28</w:t>
             </w:r>
           </w:p>
@@ -853,7 +1157,7 @@
         <w:rPr>
           <w:rStyle w:val="VerbatimChar"/>
         </w:rPr>
-        <w:t xml:space="preserve">m_qnsc_wrap_apb_adv_timer</w:t>
+        <w:t xml:space="preserve">m_qnsc_wrap_pwm</w:t>
       </w:r>
       <w:r>
         <w:t xml:space="preserve">, owner Nghia Van</w:t>
@@ -1193,6 +1497,75 @@
         <w:t xml:space="preserve">.</w:t>
       </w:r>
     </w:p>
+    <w:p>
+      <w:pPr>
+        <w:pStyle w:val="BodyText"/>
+      </w:pPr>
+      <w:r>
+        <w:t xml:space="preserve">The block has</w:t>
+      </w:r>
+      <w:r>
+        <w:t xml:space="preserve"> </w:t>
+      </w:r>
+      <w:r>
+        <w:rPr>
+          <w:b/>
+          <w:bCs/>
+        </w:rPr>
+        <w:t xml:space="preserve">one clock domain</w:t>
+      </w:r>
+      <w:r>
+        <w:t xml:space="preserve">,</w:t>
+      </w:r>
+      <w:r>
+        <w:t xml:space="preserve"> </w:t>
+      </w:r>
+      <w:r>
+        <w:rPr>
+          <w:rStyle w:val="VerbatimChar"/>
+        </w:rPr>
+        <w:t xml:space="preserve">i_clk_peri</w:t>
+      </w:r>
+      <w:r>
+        <w:t xml:space="preserve">. The four module clocks are gated</w:t>
+      </w:r>
+      <w:r>
+        <w:t xml:space="preserve"> </w:t>
+      </w:r>
+      <w:r>
+        <w:t xml:space="preserve">branches of it, not other frequencies. The IP’s second clock input,</w:t>
+      </w:r>
+      <w:r>
+        <w:t xml:space="preserve"> </w:t>
+      </w:r>
+      <w:r>
+        <w:rPr>
+          <w:rStyle w:val="VerbatimChar"/>
+        </w:rPr>
+        <w:t xml:space="preserve">low_speed_clk_i</w:t>
+      </w:r>
+      <w:r>
+        <w:t xml:space="preserve">, is tied 0: QSOC has one frequency and no slow clock source</w:t>
+      </w:r>
+      <w:r>
+        <w:t xml:space="preserve"> </w:t>
+      </w:r>
+      <w:r>
+        <w:t xml:space="preserve">(contract,</w:t>
+      </w:r>
+      <w:r>
+        <w:t xml:space="preserve"> </w:t>
+      </w:r>
+      <w:r>
+        <w:rPr>
+          <w:rStyle w:val="VerbatimChar"/>
+        </w:rPr>
+        <w:t xml:space="preserve">clock_domains</w:t>
+      </w:r>
+      <w:r>
+        <w:t xml:space="preserve">). A slower count comes from the prescaler (7.1).</w:t>
+      </w:r>
+    </w:p>
     <w:bookmarkEnd w:id="32"/>
     <w:bookmarkStart w:id="33" w:name="ip-used"/>
     <w:p>
@@ -2196,7 +2569,28 @@
               <w:t xml:space="preserve"> </w:t>
             </w:r>
             <w:r>
-              <w:t xml:space="preserve">through IO MUX. Two flip-flops in the wrapper synchronise it to</w:t>
+              <w:t xml:space="preserve">through IO MUX. Two flip-flops in the wrapper (</w:t>
+            </w:r>
+            <w:r>
+              <w:rPr>
+                <w:rStyle w:val="VerbatimChar"/>
+              </w:rPr>
+              <w:t xml:space="preserve">qnsc_sync</w:t>
+            </w:r>
+            <w:r>
+              <w:t xml:space="preserve">,</w:t>
+            </w:r>
+            <w:r>
+              <w:t xml:space="preserve"> </w:t>
+            </w:r>
+            <w:r>
+              <w:rPr>
+                <w:rStyle w:val="VerbatimChar"/>
+              </w:rPr>
+              <w:t xml:space="preserve">design/common</w:t>
+            </w:r>
+            <w:r>
+              <w:t xml:space="preserve">) synchronise it to</w:t>
             </w:r>
             <w:r>
               <w:t xml:space="preserve"> </w:t>
@@ -5155,6 +5549,108 @@
         <w:t xml:space="preserve">drives the output to 0 in every MODE.</w:t>
       </w:r>
     </w:p>
+    <w:p>
+      <w:pPr>
+        <w:pStyle w:val="BodyText"/>
+      </w:pPr>
+      <w:r>
+        <w:rPr>
+          <w:b/>
+          <w:bCs/>
+        </w:rPr>
+        <w:t xml:space="preserve">Unconfigured channels.</w:t>
+      </w:r>
+      <w:r>
+        <w:t xml:space="preserve"> </w:t>
+      </w:r>
+      <w:r>
+        <w:t xml:space="preserve">Out of reset every channel has</w:t>
+      </w:r>
+      <w:r>
+        <w:t xml:space="preserve"> </w:t>
+      </w:r>
+      <w:r>
+        <w:rPr>
+          <w:rStyle w:val="VerbatimChar"/>
+        </w:rPr>
+        <w:t xml:space="preserve">MODE</w:t>
+      </w:r>
+      <w:r>
+        <w:t xml:space="preserve"> </w:t>
+      </w:r>
+      <w:r>
+        <w:t xml:space="preserve">0 (SET) and</w:t>
+      </w:r>
+      <w:r>
+        <w:t xml:space="preserve"> </w:t>
+      </w:r>
+      <w:r>
+        <w:rPr>
+          <w:rStyle w:val="VerbatimChar"/>
+        </w:rPr>
+        <w:t xml:space="preserve">TH</w:t>
+      </w:r>
+      <w:r>
+        <w:t xml:space="preserve"> </w:t>
+      </w:r>
+      <w:r>
+        <w:t xml:space="preserve">0,</w:t>
+      </w:r>
+      <w:r>
+        <w:t xml:space="preserve"> </w:t>
+      </w:r>
+      <w:r>
+        <w:t xml:space="preserve">so</w:t>
+      </w:r>
+      <w:r>
+        <w:t xml:space="preserve"> </w:t>
+      </w:r>
+      <w:r>
+        <w:rPr>
+          <w:rStyle w:val="VerbatimChar"/>
+        </w:rPr>
+        <w:t xml:space="preserve">CMD.START</w:t>
+      </w:r>
+      <w:r>
+        <w:t xml:space="preserve"> </w:t>
+      </w:r>
+      <w:r>
+        <w:t xml:space="preserve">drives each channel firmware did not configure to 1 at the first</w:t>
+      </w:r>
+      <w:r>
+        <w:t xml:space="preserve"> </w:t>
+      </w:r>
+      <w:r>
+        <w:t xml:space="preserve">count of 0, and it stays 1. Before</w:t>
+      </w:r>
+      <w:r>
+        <w:t xml:space="preserve"> </w:t>
+      </w:r>
+      <w:r>
+        <w:rPr>
+          <w:rStyle w:val="VerbatimChar"/>
+        </w:rPr>
+        <w:t xml:space="preserve">CMD.START</w:t>
+      </w:r>
+      <w:r>
+        <w:t xml:space="preserve">, set every channel of the module:</w:t>
+      </w:r>
+      <w:r>
+        <w:t xml:space="preserve"> </w:t>
+      </w:r>
+      <w:r>
+        <w:rPr>
+          <w:rStyle w:val="VerbatimChar"/>
+        </w:rPr>
+        <w:t xml:space="preserve">MODE</w:t>
+      </w:r>
+      <w:r>
+        <w:t xml:space="preserve"> </w:t>
+      </w:r>
+      <w:r>
+        <w:t xml:space="preserve">4 (RST) keeps an unused output at 0.</w:t>
+      </w:r>
+    </w:p>
     <w:bookmarkEnd w:id="37"/>
     <w:bookmarkStart w:id="38" w:name="channel-outputs-and-pads"/>
     <w:p>
@@ -6053,6 +6549,154 @@
         <w:t xml:space="preserve">= 1 does not count.</w:t>
       </w:r>
     </w:p>
+    <w:p>
+      <w:pPr>
+        <w:pStyle w:val="BodyText"/>
+      </w:pPr>
+      <w:r>
+        <w:t xml:space="preserve">The four</w:t>
+      </w:r>
+      <w:r>
+        <w:t xml:space="preserve"> </w:t>
+      </w:r>
+      <w:r>
+        <w:rPr>
+          <w:rStyle w:val="VerbatimChar"/>
+        </w:rPr>
+        <w:t xml:space="preserve">TIM_EXT</w:t>
+      </w:r>
+      <w:r>
+        <w:t xml:space="preserve"> </w:t>
+      </w:r>
+      <w:r>
+        <w:t xml:space="preserve">bits are</w:t>
+      </w:r>
+      <w:r>
+        <w:t xml:space="preserve"> </w:t>
+      </w:r>
+      <w:r>
+        <w:rPr>
+          <w:b/>
+          <w:bCs/>
+        </w:rPr>
+        <w:t xml:space="preserve">independent</w:t>
+      </w:r>
+      <w:r>
+        <w:t xml:space="preserve"> </w:t>
+      </w:r>
+      <w:r>
+        <w:t xml:space="preserve">signals: each is its own external</w:t>
+      </w:r>
+      <w:r>
+        <w:t xml:space="preserve"> </w:t>
+      </w:r>
+      <w:r>
+        <w:t xml:space="preserve">trigger, and each module selects</w:t>
+      </w:r>
+      <w:r>
+        <w:t xml:space="preserve"> </w:t>
+      </w:r>
+      <w:r>
+        <w:rPr>
+          <w:b/>
+          <w:bCs/>
+        </w:rPr>
+        <w:t xml:space="preserve">one</w:t>
+      </w:r>
+      <w:r>
+        <w:t xml:space="preserve"> </w:t>
+      </w:r>
+      <w:r>
+        <w:t xml:space="preserve">of them with</w:t>
+      </w:r>
+      <w:r>
+        <w:t xml:space="preserve"> </w:t>
+      </w:r>
+      <w:r>
+        <w:rPr>
+          <w:rStyle w:val="VerbatimChar"/>
+        </w:rPr>
+        <w:t xml:space="preserve">IN_SEL</w:t>
+      </w:r>
+      <w:r>
+        <w:t xml:space="preserve">. No module reads them</w:t>
+      </w:r>
+      <w:r>
+        <w:t xml:space="preserve"> </w:t>
+      </w:r>
+      <w:r>
+        <w:t xml:space="preserve">as a multi-bit value, so synchronising each bit on its own with</w:t>
+      </w:r>
+      <w:r>
+        <w:t xml:space="preserve"> </w:t>
+      </w:r>
+      <w:r>
+        <w:rPr>
+          <w:rStyle w:val="VerbatimChar"/>
+        </w:rPr>
+        <w:t xml:space="preserve">qnsc_sync</w:t>
+      </w:r>
+      <w:r>
+        <w:t xml:space="preserve"> </w:t>
+      </w:r>
+      <w:r>
+        <w:t xml:space="preserve">(two</w:t>
+      </w:r>
+      <w:r>
+        <w:t xml:space="preserve"> </w:t>
+      </w:r>
+      <w:r>
+        <w:t xml:space="preserve">flip-flops to</w:t>
+      </w:r>
+      <w:r>
+        <w:t xml:space="preserve"> </w:t>
+      </w:r>
+      <w:r>
+        <w:rPr>
+          <w:rStyle w:val="VerbatimChar"/>
+        </w:rPr>
+        <w:t xml:space="preserve">i_clk_peri</w:t>
+      </w:r>
+      <w:r>
+        <w:t xml:space="preserve">) is correct. A level or pulse on</w:t>
+      </w:r>
+      <w:r>
+        <w:t xml:space="preserve"> </w:t>
+      </w:r>
+      <w:r>
+        <w:rPr>
+          <w:rStyle w:val="VerbatimChar"/>
+        </w:rPr>
+        <w:t xml:space="preserve">TIM_EXTn</w:t>
+      </w:r>
+      <w:r>
+        <w:t xml:space="preserve"> </w:t>
+      </w:r>
+      <w:r>
+        <w:t xml:space="preserve">must last at</w:t>
+      </w:r>
+      <w:r>
+        <w:t xml:space="preserve"> </w:t>
+      </w:r>
+      <w:r>
+        <w:t xml:space="preserve">least two</w:t>
+      </w:r>
+      <w:r>
+        <w:t xml:space="preserve"> </w:t>
+      </w:r>
+      <w:r>
+        <w:rPr>
+          <w:rStyle w:val="VerbatimChar"/>
+        </w:rPr>
+        <w:t xml:space="preserve">i_clk_peri</w:t>
+      </w:r>
+      <w:r>
+        <w:t xml:space="preserve"> </w:t>
+      </w:r>
+      <w:r>
+        <w:t xml:space="preserve">cycles (100 ns at 20 MHz) to be seen.</w:t>
+      </w:r>
+    </w:p>
     <w:bookmarkEnd w:id="39"/>
     <w:bookmarkStart w:id="40" w:name="event-lines"/>
     <w:p>
@@ -6331,6 +6975,69 @@
       </w:r>
       <w:r>
         <w:t xml:space="preserve">recorded anywhere.</w:t>
+      </w:r>
+    </w:p>
+    <w:p>
+      <w:pPr>
+        <w:pStyle w:val="BodyText"/>
+      </w:pPr>
+      <w:r>
+        <w:t xml:space="preserve">The four event lines are not one per module: each selects any of the sixteen</w:t>
+      </w:r>
+      <w:r>
+        <w:t xml:space="preserve"> </w:t>
+      </w:r>
+      <w:r>
+        <w:t xml:space="preserve">channels.</w:t>
+      </w:r>
+      <w:r>
+        <w:t xml:space="preserve"> </w:t>
+      </w:r>
+      <w:r>
+        <w:rPr>
+          <w:rStyle w:val="VerbatimChar"/>
+        </w:rPr>
+        <w:t xml:space="preserve">INTMAP</w:t>
+      </w:r>
+      <w:r>
+        <w:t xml:space="preserve"> </w:t>
+      </w:r>
+      <w:r>
+        <w:t xml:space="preserve">ORs all four onto</w:t>
+      </w:r>
+      <w:r>
+        <w:t xml:space="preserve"> </w:t>
+      </w:r>
+      <w:r>
+        <w:rPr>
+          <w:b/>
+          <w:bCs/>
+        </w:rPr>
+        <w:t xml:space="preserve">one</w:t>
+      </w:r>
+      <w:r>
+        <w:t xml:space="preserve"> </w:t>
+      </w:r>
+      <w:r>
+        <w:t xml:space="preserve">core interrupt, fast line 7, so the core</w:t>
+      </w:r>
+      <w:r>
+        <w:t xml:space="preserve"> </w:t>
+      </w:r>
+      <w:r>
+        <w:t xml:space="preserve">sees one PWM interrupt whether one or four lines are enabled. Because nothing records</w:t>
+      </w:r>
+      <w:r>
+        <w:t xml:space="preserve"> </w:t>
+      </w:r>
+      <w:r>
+        <w:t xml:space="preserve">which line fired, firmware that must know the source enables one event line at a</w:t>
+      </w:r>
+      <w:r>
+        <w:t xml:space="preserve"> </w:t>
+      </w:r>
+      <w:r>
+        <w:t xml:space="preserve">time.</w:t>
       </w:r>
     </w:p>
     <w:bookmarkEnd w:id="40"/>
@@ -9054,7 +9761,7 @@
       <w:rPr>
         <w:szCs w:val="26"/>
       </w:rPr>
-      <w:t>V2.3</w:t>
+      <w:t>V2.5</w:t>
     </w:r>
     <w:r>
       <w:rPr>

--- a/doc/specs/docx/QNSC_PWM_MAS.docx
+++ b/doc/specs/docx/QNSC_PWM_MAS.docx
@@ -15,7 +15,7 @@
         <w:pStyle w:val="Subtitle"/>
       </w:pPr>
       <w:r>
-        <w:t xml:space="preserve">MICRO-ARCHITECTURE SPECIFICATION – V2.2</w:t>
+        <w:t xml:space="preserve">MICRO-ARCHITECTURE SPECIFICATION – V2.3</w:t>
       </w:r>
     </w:p>
     <w:p>
@@ -579,6 +579,119 @@
           </w:p>
         </w:tc>
       </w:tr>
+      <w:tr>
+        <w:tc>
+          <w:tcPr/>
+          <w:p>
+            <w:pPr>
+              <w:pStyle w:val="Compact"/>
+              <w:jc w:val="left"/>
+            </w:pPr>
+            <w:r>
+              <w:t xml:space="preserve">V2.3</w:t>
+            </w:r>
+          </w:p>
+        </w:tc>
+        <w:tc>
+          <w:tcPr/>
+          <w:p>
+            <w:pPr>
+              <w:pStyle w:val="Compact"/>
+              <w:jc w:val="left"/>
+            </w:pPr>
+            <w:r>
+              <w:t xml:space="preserve">2026-09-28</w:t>
+            </w:r>
+          </w:p>
+        </w:tc>
+        <w:tc>
+          <w:tcPr/>
+          <w:p>
+            <w:pPr>
+              <w:pStyle w:val="Compact"/>
+              <w:jc w:val="left"/>
+            </w:pPr>
+            <w:r>
+              <w:t xml:space="preserve">Nghia VT</w:t>
+            </w:r>
+          </w:p>
+        </w:tc>
+        <w:tc>
+          <w:tcPr/>
+          <w:p>
+            <w:pPr>
+              <w:pStyle w:val="Compact"/>
+              <w:jc w:val="left"/>
+            </w:pPr>
+            <w:r>
+              <w:t xml:space="preserve">–</w:t>
+            </w:r>
+          </w:p>
+        </w:tc>
+        <w:tc>
+          <w:tcPr/>
+          <w:p>
+            <w:pPr>
+              <w:pStyle w:val="Compact"/>
+              <w:jc w:val="left"/>
+            </w:pPr>
+            <w:r>
+              <w:rPr>
+                <w:rStyle w:val="VerbatimChar"/>
+              </w:rPr>
+              <w:t xml:space="preserve">SCRC</w:t>
+            </w:r>
+            <w:r>
+              <w:t xml:space="preserve"> </w:t>
+            </w:r>
+            <w:r>
+              <w:t xml:space="preserve">bit from</w:t>
+            </w:r>
+            <w:r>
+              <w:t xml:space="preserve"> </w:t>
+            </w:r>
+            <w:r>
+              <w:rPr>
+                <w:rStyle w:val="VerbatimChar"/>
+              </w:rPr>
+              <w:t xml:space="preserve">QNSC_SCRC_MAS</w:t>
+            </w:r>
+            <w:r>
+              <w:t xml:space="preserve"> </w:t>
+            </w:r>
+            <w:r>
+              <w:t xml:space="preserve">V3.0:</w:t>
+            </w:r>
+            <w:r>
+              <w:t xml:space="preserve"> </w:t>
+            </w:r>
+            <w:r>
+              <w:rPr>
+                <w:rStyle w:val="VerbatimChar"/>
+              </w:rPr>
+              <w:t xml:space="preserve">CLK_EN[15]</w:t>
+            </w:r>
+            <w:r>
+              <w:t xml:space="preserve">; requirement on</w:t>
+            </w:r>
+            <w:r>
+              <w:t xml:space="preserve"> </w:t>
+            </w:r>
+            <w:r>
+              <w:rPr>
+                <w:rStyle w:val="VerbatimChar"/>
+              </w:rPr>
+              <w:t xml:space="preserve">SCRC</w:t>
+            </w:r>
+            <w:r>
+              <w:t xml:space="preserve"> </w:t>
+            </w:r>
+            <w:r>
+              <w:t xml:space="preserve">closed</w:t>
+            </w:r>
+          </w:p>
+        </w:tc>
+      </w:tr>
     </w:tbl>
     <w:bookmarkEnd w:id="26"/>
     <w:bookmarkStart w:id="27" w:name="overview"/>
@@ -910,7 +1023,7 @@
               <a:graphicData uri="http://schemas.openxmlformats.org/drawingml/2006/picture">
                 <pic:pic>
                   <pic:nvPicPr>
-                    <pic:cNvPr descr="../img/fig_pwm_block.png" id="31" name="Picture"/>
+                    <pic:cNvPr descr="../figures/img/fig_pwm_block.png" id="31" name="Picture"/>
                     <pic:cNvPicPr>
                       <a:picLocks noChangeArrowheads="1" noChangeAspect="1"/>
                     </pic:cNvPicPr>
@@ -1002,7 +1115,7 @@
         <w:rPr>
           <w:rStyle w:val="VerbatimChar"/>
         </w:rPr>
-        <w:t xml:space="preserve">CLK_EN</w:t>
+        <w:t xml:space="preserve">CLK_EN[15]</w:t>
       </w:r>
       <w:r>
         <w:t xml:space="preserve">), reset</w:t>
@@ -6400,7 +6513,7 @@
         <w:rPr>
           <w:rStyle w:val="VerbatimChar"/>
         </w:rPr>
-        <w:t xml:space="preserve">CLK_EN</w:t>
+        <w:t xml:space="preserve">CLK_EN[15]</w:t>
       </w:r>
       <w:r>
         <w:t xml:space="preserve"> </w:t>
@@ -7335,68 +7448,6 @@
             </w:pPr>
             <w:r>
               <w:t xml:space="preserve">register decode</w:t>
-            </w:r>
-          </w:p>
-        </w:tc>
-      </w:tr>
-      <w:tr>
-        <w:tc>
-          <w:tcPr/>
-          <w:p>
-            <w:pPr>
-              <w:pStyle w:val="Compact"/>
-              <w:jc w:val="left"/>
-            </w:pPr>
-            <w:r>
-              <w:rPr>
-                <w:rStyle w:val="VerbatimChar"/>
-              </w:rPr>
-              <w:t xml:space="preserve">CLK_EN</w:t>
-            </w:r>
-            <w:r>
-              <w:t xml:space="preserve"> </w:t>
-            </w:r>
-            <w:r>
-              <w:t xml:space="preserve">and</w:t>
-            </w:r>
-            <w:r>
-              <w:t xml:space="preserve"> </w:t>
-            </w:r>
-            <w:r>
-              <w:rPr>
-                <w:rStyle w:val="VerbatimChar"/>
-              </w:rPr>
-              <w:t xml:space="preserve">SOFT_RST_CTRL</w:t>
-            </w:r>
-            <w:r>
-              <w:t xml:space="preserve"> </w:t>
-            </w:r>
-            <w:r>
-              <w:t xml:space="preserve">bit positions for PWM</w:t>
-            </w:r>
-          </w:p>
-        </w:tc>
-        <w:tc>
-          <w:tcPr/>
-          <w:p>
-            <w:pPr>
-              <w:pStyle w:val="Compact"/>
-              <w:jc w:val="left"/>
-            </w:pPr>
-            <w:r>
-              <w:t xml:space="preserve">SCRC owner</w:t>
-            </w:r>
-          </w:p>
-        </w:tc>
-        <w:tc>
-          <w:tcPr/>
-          <w:p>
-            <w:pPr>
-              <w:pStyle w:val="Compact"/>
-              <w:jc w:val="left"/>
-            </w:pPr>
-            <w:r>
-              <w:t xml:space="preserve">firmware clock and reset control</w:t>
             </w:r>
           </w:p>
         </w:tc>
@@ -9003,7 +9054,7 @@
       <w:rPr>
         <w:szCs w:val="26"/>
       </w:rPr>
-      <w:t>V2.2</w:t>
+      <w:t>V2.3</w:t>
     </w:r>
     <w:r>
       <w:rPr>

--- a/doc/specs/docx/QNSC_PWM_MAS.docx
+++ b/doc/specs/docx/QNSC_PWM_MAS.docx
@@ -1899,7 +1899,7 @@
         <w:t xml:space="preserve"> </w:t>
       </w:r>
       <w:r>
-        <w:t xml:space="preserve">V1.0.</w:t>
+        <w:t xml:space="preserve">V1.1.</w:t>
       </w:r>
       <w:r>
         <w:t xml:space="preserve"> </w:t>

--- a/doc/specs/docx/QNSC_PWM_MAS.docx
+++ b/doc/specs/docx/QNSC_PWM_MAS.docx
@@ -15,7 +15,7 @@
         <w:pStyle w:val="Subtitle"/>
       </w:pPr>
       <w:r>
-        <w:t xml:space="preserve">MICRO-ARCHITECTURE SPECIFICATION – V2.5</w:t>
+        <w:t xml:space="preserve">MICRO-ARCHITECTURE SPECIFICATION – V2.6</w:t>
       </w:r>
     </w:p>
     <w:p>
@@ -996,6 +996,77 @@
           </w:p>
         </w:tc>
       </w:tr>
+      <w:tr>
+        <w:tc>
+          <w:tcPr/>
+          <w:p>
+            <w:pPr>
+              <w:pStyle w:val="Compact"/>
+              <w:jc w:val="left"/>
+            </w:pPr>
+            <w:r>
+              <w:t xml:space="preserve">V2.6</w:t>
+            </w:r>
+          </w:p>
+        </w:tc>
+        <w:tc>
+          <w:tcPr/>
+          <w:p>
+            <w:pPr>
+              <w:pStyle w:val="Compact"/>
+              <w:jc w:val="left"/>
+            </w:pPr>
+            <w:r>
+              <w:t xml:space="preserve">2026-09-30</w:t>
+            </w:r>
+          </w:p>
+        </w:tc>
+        <w:tc>
+          <w:tcPr/>
+          <w:p>
+            <w:pPr>
+              <w:pStyle w:val="Compact"/>
+              <w:jc w:val="left"/>
+            </w:pPr>
+            <w:r>
+              <w:t xml:space="preserve">Nghia VT</w:t>
+            </w:r>
+          </w:p>
+        </w:tc>
+        <w:tc>
+          <w:tcPr/>
+          <w:p>
+            <w:pPr>
+              <w:pStyle w:val="Compact"/>
+              <w:jc w:val="left"/>
+            </w:pPr>
+            <w:r>
+              <w:t xml:space="preserve">–</w:t>
+            </w:r>
+          </w:p>
+        </w:tc>
+        <w:tc>
+          <w:tcPr/>
+          <w:p>
+            <w:pPr>
+              <w:pStyle w:val="Compact"/>
+              <w:jc w:val="left"/>
+            </w:pPr>
+            <w:r>
+              <w:t xml:space="preserve">Section 12: every check carries an ID (</w:t>
+            </w:r>
+            <w:r>
+              <w:rPr>
+                <w:rStyle w:val="VerbatimChar"/>
+              </w:rPr>
+              <w:t xml:space="preserve">PWM_NNN</w:t>
+            </w:r>
+            <w:r>
+              <w:t xml:space="preserve">), for traceability to tests. No change in behaviour</w:t>
+            </w:r>
+          </w:p>
+        </w:tc>
+      </w:tr>
     </w:tbl>
     <w:bookmarkEnd w:id="26"/>
     <w:bookmarkStart w:id="27" w:name="overview"/>
@@ -8407,6 +8478,15 @@
         <w:rPr>
           <w:rStyle w:val="VerbatimChar"/>
         </w:rPr>
+        <w:t xml:space="preserve">PWM_001</w:t>
+      </w:r>
+      <w:r>
+        <w:t xml:space="preserve"> </w:t>
+      </w:r>
+      <w:r>
+        <w:rPr>
+          <w:rStyle w:val="VerbatimChar"/>
+        </w:rPr>
         <w:t xml:space="preserve">ch_i_o[n]</w:t>
       </w:r>
       <w:r>
@@ -8507,6 +8587,15 @@
         <w:jc w:val="left"/>
       </w:pPr>
       <w:r>
+        <w:rPr>
+          <w:rStyle w:val="VerbatimChar"/>
+        </w:rPr>
+        <w:t xml:space="preserve">PWM_002</w:t>
+      </w:r>
+      <w:r>
+        <w:t xml:space="preserve"> </w:t>
+      </w:r>
+      <w:r>
         <w:t xml:space="preserve">Every register field resets to the value in section 6; reserved bits and</w:t>
       </w:r>
       <w:r>
@@ -8535,6 +8624,15 @@
         <w:jc w:val="left"/>
       </w:pPr>
       <w:r>
+        <w:rPr>
+          <w:rStyle w:val="VerbatimChar"/>
+        </w:rPr>
+        <w:t xml:space="preserve">PWM_003</w:t>
+      </w:r>
+      <w:r>
+        <w:t xml:space="preserve"> </w:t>
+      </w:r>
+      <w:r>
         <w:t xml:space="preserve">Out of reset,</w:t>
       </w:r>
       <w:r>
@@ -8581,6 +8679,15 @@
         <w:rPr>
           <w:rStyle w:val="VerbatimChar"/>
         </w:rPr>
+        <w:t xml:space="preserve">PWM_004</w:t>
+      </w:r>
+      <w:r>
+        <w:t xml:space="preserve"> </w:t>
+      </w:r>
+      <w:r>
+        <w:rPr>
+          <w:rStyle w:val="VerbatimChar"/>
+        </w:rPr>
         <w:t xml:space="preserve">SAW</w:t>
       </w:r>
       <w:r>
@@ -8621,6 +8728,15 @@
         <w:jc w:val="left"/>
       </w:pPr>
       <w:r>
+        <w:rPr>
+          <w:rStyle w:val="VerbatimChar"/>
+        </w:rPr>
+        <w:t xml:space="preserve">PWM_005</w:t>
+      </w:r>
+      <w:r>
+        <w:t xml:space="preserve"> </w:t>
+      </w:r>
+      <w:r>
         <w:t xml:space="preserve">Each</w:t>
       </w:r>
       <w:r>
@@ -8679,6 +8795,15 @@
         <w:jc w:val="left"/>
       </w:pPr>
       <w:r>
+        <w:rPr>
+          <w:rStyle w:val="VerbatimChar"/>
+        </w:rPr>
+        <w:t xml:space="preserve">PWM_006</w:t>
+      </w:r>
+      <w:r>
+        <w:t xml:space="preserve"> </w:t>
+      </w:r>
+      <w:r>
         <w:t xml:space="preserve">Changing one</w:t>
       </w:r>
       <w:r>
@@ -8743,6 +8868,15 @@
         <w:rPr>
           <w:rStyle w:val="VerbatimChar"/>
         </w:rPr>
+        <w:t xml:space="preserve">PWM_007</w:t>
+      </w:r>
+      <w:r>
+        <w:t xml:space="preserve"> </w:t>
+      </w:r>
+      <w:r>
+        <w:rPr>
+          <w:rStyle w:val="VerbatimChar"/>
+        </w:rPr>
         <w:t xml:space="preserve">CMD.STOP</w:t>
       </w:r>
       <w:r>
@@ -8777,6 +8911,15 @@
         <w:jc w:val="left"/>
       </w:pPr>
       <w:r>
+        <w:rPr>
+          <w:rStyle w:val="VerbatimChar"/>
+        </w:rPr>
+        <w:t xml:space="preserve">PWM_008</w:t>
+      </w:r>
+      <w:r>
+        <w:t xml:space="preserve"> </w:t>
+      </w:r>
+      <w:r>
         <w:t xml:space="preserve">An event fires on a rising edge of the selected channel only, is one</w:t>
       </w:r>
       <w:r>
@@ -8820,6 +8963,15 @@
         <w:jc w:val="left"/>
       </w:pPr>
       <w:r>
+        <w:rPr>
+          <w:rStyle w:val="VerbatimChar"/>
+        </w:rPr>
+        <w:t xml:space="preserve">PWM_009</w:t>
+      </w:r>
+      <w:r>
+        <w:t xml:space="preserve"> </w:t>
+      </w:r>
+      <w:r>
         <w:t xml:space="preserve">Each</w:t>
       </w:r>
       <w:r>
@@ -8893,6 +9045,15 @@
         <w:jc w:val="left"/>
       </w:pPr>
       <w:r>
+        <w:rPr>
+          <w:rStyle w:val="VerbatimChar"/>
+        </w:rPr>
+        <w:t xml:space="preserve">PWM_010</w:t>
+      </w:r>
+      <w:r>
+        <w:t xml:space="preserve"> </w:t>
+      </w:r>
+      <w:r>
         <w:t xml:space="preserve">Holes read 0 and ignore writes; offset</w:t>
       </w:r>
       <w:r>
@@ -8935,6 +9096,15 @@
         </w:numPr>
         <w:jc w:val="left"/>
       </w:pPr>
+      <w:r>
+        <w:rPr>
+          <w:rStyle w:val="VerbatimChar"/>
+        </w:rPr>
+        <w:t xml:space="preserve">PWM_011</w:t>
+      </w:r>
+      <w:r>
+        <w:t xml:space="preserve"> </w:t>
+      </w:r>
       <w:r>
         <w:t xml:space="preserve">Confirm in simulation: when a new</w:t>
       </w:r>
@@ -9761,7 +9931,7 @@
       <w:rPr>
         <w:szCs w:val="26"/>
       </w:rPr>
-      <w:t>V2.5</w:t>
+      <w:t>V2.6</w:t>
     </w:r>
     <w:r>
       <w:rPr>

--- a/doc/specs/docx/QNSC_PWM_MAS.docx
+++ b/doc/specs/docx/QNSC_PWM_MAS.docx
@@ -15,7 +15,7 @@
         <w:pStyle w:val="Subtitle"/>
       </w:pPr>
       <w:r>
-        <w:t xml:space="preserve">MICRO-ARCHITECTURE SPECIFICATION – V2.6</w:t>
+        <w:t xml:space="preserve">MICRO-ARCHITECTURE SPECIFICATION – V2.7</w:t>
       </w:r>
     </w:p>
     <w:p>
@@ -1067,6 +1067,119 @@
           </w:p>
         </w:tc>
       </w:tr>
+      <w:tr>
+        <w:tc>
+          <w:tcPr/>
+          <w:p>
+            <w:pPr>
+              <w:pStyle w:val="Compact"/>
+              <w:jc w:val="left"/>
+            </w:pPr>
+            <w:r>
+              <w:t xml:space="preserve">V2.7</w:t>
+            </w:r>
+          </w:p>
+        </w:tc>
+        <w:tc>
+          <w:tcPr/>
+          <w:p>
+            <w:pPr>
+              <w:pStyle w:val="Compact"/>
+              <w:jc w:val="left"/>
+            </w:pPr>
+            <w:r>
+              <w:t xml:space="preserve">2026-10-09</w:t>
+            </w:r>
+          </w:p>
+        </w:tc>
+        <w:tc>
+          <w:tcPr/>
+          <w:p>
+            <w:pPr>
+              <w:pStyle w:val="Compact"/>
+              <w:jc w:val="left"/>
+            </w:pPr>
+            <w:r>
+              <w:t xml:space="preserve">Nghia VT</w:t>
+            </w:r>
+          </w:p>
+        </w:tc>
+        <w:tc>
+          <w:tcPr/>
+          <w:p>
+            <w:pPr>
+              <w:pStyle w:val="Compact"/>
+              <w:jc w:val="left"/>
+            </w:pPr>
+            <w:r>
+              <w:t xml:space="preserve">–</w:t>
+            </w:r>
+          </w:p>
+        </w:tc>
+        <w:tc>
+          <w:tcPr/>
+          <w:p>
+            <w:pPr>
+              <w:pStyle w:val="Compact"/>
+              <w:jc w:val="left"/>
+            </w:pPr>
+            <w:r>
+              <w:rPr>
+                <w:rStyle w:val="VerbatimChar"/>
+              </w:rPr>
+              <w:t xml:space="preserve">pulp_clock_gating</w:t>
+            </w:r>
+            <w:r>
+              <w:t xml:space="preserve"> </w:t>
+            </w:r>
+            <w:r>
+              <w:t xml:space="preserve">maps onto</w:t>
+            </w:r>
+            <w:r>
+              <w:t xml:space="preserve"> </w:t>
+            </w:r>
+            <w:r>
+              <w:rPr>
+                <w:rStyle w:val="VerbatimChar"/>
+              </w:rPr>
+              <w:t xml:space="preserve">qnsc_clk_gate</w:t>
+            </w:r>
+            <w:r>
+              <w:t xml:space="preserve">, the chip’s one clock gate (4). Word writes only: the IP has no</w:t>
+            </w:r>
+            <w:r>
+              <w:t xml:space="preserve"> </w:t>
+            </w:r>
+            <w:r>
+              <w:rPr>
+                <w:rStyle w:val="VerbatimChar"/>
+              </w:rPr>
+              <w:t xml:space="preserve">PSTRB</w:t>
+            </w:r>
+            <w:r>
+              <w:t xml:space="preserve"> </w:t>
+            </w:r>
+            <w:r>
+              <w:t xml:space="preserve">or</w:t>
+            </w:r>
+            <w:r>
+              <w:t xml:space="preserve"> </w:t>
+            </w:r>
+            <w:r>
+              <w:rPr>
+                <w:rStyle w:val="VerbatimChar"/>
+              </w:rPr>
+              <w:t xml:space="preserve">PPROT</w:t>
+            </w:r>
+            <w:r>
+              <w:t xml:space="preserve"> </w:t>
+            </w:r>
+            <w:r>
+              <w:t xml:space="preserve">(7.6). No dead time, complementary output or break input (11). No change in behaviour</w:t>
+            </w:r>
+          </w:p>
+        </w:tc>
+      </w:tr>
     </w:tbl>
     <w:bookmarkEnd w:id="26"/>
     <w:bookmarkStart w:id="27" w:name="overview"/>
@@ -1922,22 +2035,55 @@
         <w:t xml:space="preserve">design/pwm/rtl</w:t>
       </w:r>
       <w:r>
-        <w:t xml:space="preserve"> </w:t>
-      </w:r>
-      <w:r>
-        <w:t xml:space="preserve">as a wrapper of OpenTitan</w:t>
-      </w:r>
-      <w:r>
-        <w:t xml:space="preserve"> </w:t>
-      </w:r>
-      <w:r>
-        <w:rPr>
-          <w:rStyle w:val="VerbatimChar"/>
-        </w:rPr>
-        <w:t xml:space="preserve">prim_clock_gating</w:t>
-      </w:r>
-      <w:r>
-        <w:t xml:space="preserve">, which has the same ports and is the cell Ibex already uses.</w:t>
+        <w:t xml:space="preserve">. It instantiates</w:t>
+      </w:r>
+      <w:r>
+        <w:t xml:space="preserve"> </w:t>
+      </w:r>
+      <w:r>
+        <w:rPr>
+          <w:rStyle w:val="VerbatimChar"/>
+        </w:rPr>
+        <w:t xml:space="preserve">qnsc_clk_gate</w:t>
+      </w:r>
+      <w:r>
+        <w:t xml:space="preserve">,</w:t>
+      </w:r>
+      <w:r>
+        <w:t xml:space="preserve"> </w:t>
+      </w:r>
+      <w:r>
+        <w:t xml:space="preserve">the one clock gate of QSOC (</w:t>
+      </w:r>
+      <w:r>
+        <w:rPr>
+          <w:rStyle w:val="VerbatimChar"/>
+        </w:rPr>
+        <w:t xml:space="preserve">design/common/tech/</w:t>
+      </w:r>
+      <w:r>
+        <w:t xml:space="preserve">, Naming Rule 2.8), so the</w:t>
+      </w:r>
+      <w:r>
+        <w:t xml:space="preserve"> </w:t>
+      </w:r>
+      <w:r>
+        <w:t xml:space="preserve">technology selected with</w:t>
+      </w:r>
+      <w:r>
+        <w:t xml:space="preserve"> </w:t>
+      </w:r>
+      <w:r>
+        <w:rPr>
+          <w:rStyle w:val="VerbatimChar"/>
+        </w:rPr>
+        <w:t xml:space="preserve">TECH</w:t>
+      </w:r>
+      <w:r>
+        <w:t xml:space="preserve"> </w:t>
+      </w:r>
+      <w:r>
+        <w:t xml:space="preserve">supplies the cell here as in every other block.</w:t>
       </w:r>
     </w:p>
     <w:bookmarkEnd w:id="33"/>
@@ -7258,6 +7404,80 @@
         <w:t xml:space="preserve">is 1.</w:t>
       </w:r>
     </w:p>
+    <w:p>
+      <w:pPr>
+        <w:pStyle w:val="BodyText"/>
+      </w:pPr>
+      <w:r>
+        <w:t xml:space="preserve">The IP has no</w:t>
+      </w:r>
+      <w:r>
+        <w:t xml:space="preserve"> </w:t>
+      </w:r>
+      <w:r>
+        <w:rPr>
+          <w:rStyle w:val="VerbatimChar"/>
+        </w:rPr>
+        <w:t xml:space="preserve">PSTRB</w:t>
+      </w:r>
+      <w:r>
+        <w:t xml:space="preserve"> </w:t>
+      </w:r>
+      <w:r>
+        <w:t xml:space="preserve">and no</w:t>
+      </w:r>
+      <w:r>
+        <w:t xml:space="preserve"> </w:t>
+      </w:r>
+      <w:r>
+        <w:rPr>
+          <w:rStyle w:val="VerbatimChar"/>
+        </w:rPr>
+        <w:t xml:space="preserve">PPROT</w:t>
+      </w:r>
+      <w:r>
+        <w:t xml:space="preserve">, and the wrapper takes neither from</w:t>
+      </w:r>
+      <w:r>
+        <w:t xml:space="preserve"> </w:t>
+      </w:r>
+      <w:r>
+        <w:rPr>
+          <w:rStyle w:val="VerbatimChar"/>
+        </w:rPr>
+        <w:t xml:space="preserve">P_BUS</w:t>
+      </w:r>
+      <w:r>
+        <w:t xml:space="preserve">.</w:t>
+      </w:r>
+      <w:r>
+        <w:t xml:space="preserve"> </w:t>
+      </w:r>
+      <w:r>
+        <w:t xml:space="preserve">Every write writes all 32 bits of the register: firmware accesses this block with</w:t>
+      </w:r>
+      <w:r>
+        <w:t xml:space="preserve"> </w:t>
+      </w:r>
+      <w:r>
+        <w:t xml:space="preserve">word stores (</w:t>
+      </w:r>
+      <w:r>
+        <w:rPr>
+          <w:rStyle w:val="VerbatimChar"/>
+        </w:rPr>
+        <w:t xml:space="preserve">sw</w:t>
+      </w:r>
+      <w:r>
+        <w:t xml:space="preserve">) only. A byte or halfword store writes the other bytes with</w:t>
+      </w:r>
+      <w:r>
+        <w:t xml:space="preserve"> </w:t>
+      </w:r>
+      <w:r>
+        <w:t xml:space="preserve">whatever the bus carries in those lanes.</w:t>
+      </w:r>
+    </w:p>
     <w:bookmarkEnd w:id="41"/>
     <w:bookmarkStart w:id="42" w:name="clock-gating-and-safe-stop"/>
     <w:p>
@@ -8427,6 +8647,44 @@
       </w:r>
       <w:r>
         <w:t xml:space="preserve">has no effect – section 6.</w:t>
+      </w:r>
+    </w:p>
+    <w:p>
+      <w:pPr>
+        <w:pStyle w:val="Compact"/>
+        <w:numPr>
+          <w:ilvl w:val="0"/>
+          <w:numId w:val="1005"/>
+        </w:numPr>
+        <w:jc w:val="left"/>
+      </w:pPr>
+      <w:r>
+        <w:t xml:space="preserve">No dead-time insertion, no complementary output pair and no break (fault) input:</w:t>
+      </w:r>
+      <w:r>
+        <w:t xml:space="preserve"> </w:t>
+      </w:r>
+      <w:r>
+        <w:t xml:space="preserve">a half bridge driven from two channels gets no hardware protection against</w:t>
+      </w:r>
+      <w:r>
+        <w:t xml:space="preserve"> </w:t>
+      </w:r>
+      <w:r>
+        <w:t xml:space="preserve">shoot-through.</w:t>
+      </w:r>
+    </w:p>
+    <w:p>
+      <w:pPr>
+        <w:pStyle w:val="Compact"/>
+        <w:numPr>
+          <w:ilvl w:val="0"/>
+          <w:numId w:val="1005"/>
+        </w:numPr>
+        <w:jc w:val="left"/>
+      </w:pPr>
+      <w:r>
+        <w:t xml:space="preserve">Word writes only – 7.6.</w:t>
       </w:r>
     </w:p>
     <w:p>
@@ -9931,7 +10189,7 @@
       <w:rPr>
         <w:szCs w:val="26"/>
       </w:rPr>
-      <w:t>V2.6</w:t>
+      <w:t>V2.7</w:t>
     </w:r>
     <w:r>
       <w:rPr>

--- a/doc/specs/docx/QNSC_PWM_MAS.docx
+++ b/doc/specs/docx/QNSC_PWM_MAS.docx
@@ -15,7 +15,7 @@
         <w:pStyle w:val="Subtitle"/>
       </w:pPr>
       <w:r>
-        <w:t xml:space="preserve">MICRO-ARCHITECTURE SPECIFICATION – V2.8</w:t>
+        <w:t xml:space="preserve">MICRO-ARCHITECTURE SPECIFICATION – V2.9</w:t>
       </w:r>
     </w:p>
     <w:p>
@@ -143,6 +143,16 @@
             <w:jc w:val="left"/>
           </w:pPr>
           <w:r>
+            <w:t xml:space="preserve">Table 7-5. When a write takes effect</w:t>
+          </w:r>
+        </w:p>
+        <w:p>
+          <w:pPr>
+            <w:pStyle w:val="TOC1"/>
+            <w:ind w:left="180"/>
+            <w:jc w:val="left"/>
+          </w:pPr>
+          <w:r>
             <w:t xml:space="preserve">Table 9-1. Functions this block does not provide</w:t>
           </w:r>
         </w:p>
@@ -1308,6 +1318,155 @@
           </w:p>
         </w:tc>
       </w:tr>
+      <w:tr>
+        <w:tc>
+          <w:tcPr/>
+          <w:p>
+            <w:pPr>
+              <w:pStyle w:val="Compact"/>
+              <w:jc w:val="left"/>
+            </w:pPr>
+            <w:r>
+              <w:t xml:space="preserve">V2.9</w:t>
+            </w:r>
+          </w:p>
+        </w:tc>
+        <w:tc>
+          <w:tcPr/>
+          <w:p>
+            <w:pPr>
+              <w:pStyle w:val="Compact"/>
+              <w:jc w:val="left"/>
+            </w:pPr>
+            <w:r>
+              <w:t xml:space="preserve">2026-10-12</w:t>
+            </w:r>
+          </w:p>
+        </w:tc>
+        <w:tc>
+          <w:tcPr/>
+          <w:p>
+            <w:pPr>
+              <w:pStyle w:val="Compact"/>
+              <w:jc w:val="left"/>
+            </w:pPr>
+            <w:r>
+              <w:t xml:space="preserve">Nghia VT</w:t>
+            </w:r>
+          </w:p>
+        </w:tc>
+        <w:tc>
+          <w:tcPr/>
+          <w:p>
+            <w:pPr>
+              <w:pStyle w:val="Compact"/>
+              <w:jc w:val="left"/>
+            </w:pPr>
+            <w:r>
+              <w:t xml:space="preserve">–</w:t>
+            </w:r>
+          </w:p>
+        </w:tc>
+        <w:tc>
+          <w:tcPr/>
+          <w:p>
+            <w:pPr>
+              <w:pStyle w:val="Compact"/>
+              <w:jc w:val="left"/>
+            </w:pPr>
+            <w:r>
+              <w:t xml:space="preserve">7.2: with</w:t>
+            </w:r>
+            <w:r>
+              <w:t xml:space="preserve"> </w:t>
+            </w:r>
+            <w:r>
+              <w:rPr>
+                <w:rStyle w:val="VerbatimChar"/>
+              </w:rPr>
+              <w:t xml:space="preserve">SAW</w:t>
+            </w:r>
+            <w:r>
+              <w:t xml:space="preserve"> </w:t>
+            </w:r>
+            <w:r>
+              <w:t xml:space="preserve">= 1,</w:t>
+            </w:r>
+            <w:r>
+              <w:t xml:space="preserve"> </w:t>
+            </w:r>
+            <w:r>
+              <w:rPr>
+                <w:rStyle w:val="VerbatimChar"/>
+              </w:rPr>
+              <w:t xml:space="preserve">RSTSET</w:t>
+            </w:r>
+            <w:r>
+              <w:t xml:space="preserve"> </w:t>
+            </w:r>
+            <w:r>
+              <w:t xml:space="preserve">is high</w:t>
+            </w:r>
+            <w:r>
+              <w:t xml:space="preserve"> </w:t>
+            </w:r>
+            <w:r>
+              <w:rPr>
+                <w:rStyle w:val="VerbatimChar"/>
+              </w:rPr>
+              <w:t xml:space="preserve">TH</w:t>
+            </w:r>
+            <w:r>
+              <w:t xml:space="preserve"> </w:t>
+            </w:r>
+            <w:r>
+              <w:t xml:space="preserve">+ 1 cycles per period and</w:t>
+            </w:r>
+            <w:r>
+              <w:t xml:space="preserve"> </w:t>
+            </w:r>
+            <w:r>
+              <w:rPr>
+                <w:rStyle w:val="VerbatimChar"/>
+              </w:rPr>
+              <w:t xml:space="preserve">SETRST</w:t>
+            </w:r>
+            <w:r>
+              <w:t xml:space="preserve"> </w:t>
+            </w:r>
+            <w:r>
+              <w:t xml:space="preserve">is its complement. New 7.8: when a new value takes effect, measured by</w:t>
+            </w:r>
+            <w:r>
+              <w:t xml:space="preserve"> </w:t>
+            </w:r>
+            <w:r>
+              <w:rPr>
+                <w:rStyle w:val="VerbatimChar"/>
+              </w:rPr>
+              <w:t xml:space="preserve">PWM_011</w:t>
+            </w:r>
+            <w:r>
+              <w:t xml:space="preserve">. Section 12:</w:t>
+            </w:r>
+            <w:r>
+              <w:t xml:space="preserve"> </w:t>
+            </w:r>
+            <w:r>
+              <w:rPr>
+                <w:rStyle w:val="VerbatimChar"/>
+              </w:rPr>
+              <w:t xml:space="preserve">PWM_011</w:t>
+            </w:r>
+            <w:r>
+              <w:t xml:space="preserve"> </w:t>
+            </w:r>
+            <w:r>
+              <w:t xml:space="preserve">states what it checks</w:t>
+            </w:r>
+          </w:p>
+        </w:tc>
+      </w:tr>
     </w:tbl>
     <w:bookmarkEnd w:id="26"/>
     <w:bookmarkStart w:id="27" w:name="overview"/>
@@ -5132,7 +5291,7 @@
       </w:r>
     </w:p>
     <w:bookmarkEnd w:id="35"/>
-    <w:bookmarkStart w:id="43" w:name="functional-behaviour"/>
+    <w:bookmarkStart w:id="44" w:name="functional-behaviour"/>
     <w:p>
       <w:pPr>
         <w:pStyle w:val="Heading1"/>
@@ -5899,6 +6058,110 @@
         <w:pStyle w:val="BodyText"/>
       </w:pPr>
       <w:r>
+        <w:t xml:space="preserve">With</w:t>
+      </w:r>
+      <w:r>
+        <w:t xml:space="preserve"> </w:t>
+      </w:r>
+      <w:r>
+        <w:rPr>
+          <w:rStyle w:val="VerbatimChar"/>
+        </w:rPr>
+        <w:t xml:space="preserve">SAW</w:t>
+      </w:r>
+      <w:r>
+        <w:t xml:space="preserve"> </w:t>
+      </w:r>
+      <w:r>
+        <w:t xml:space="preserve">= 1 the counter reaches END, and the output is set at that count event, one</w:t>
+      </w:r>
+      <w:r>
+        <w:t xml:space="preserve"> </w:t>
+      </w:r>
+      <w:r>
+        <w:t xml:space="preserve">cycle before the counter is back at START. The output of MODE 6 (RSTSET) is therefore</w:t>
+      </w:r>
+      <w:r>
+        <w:t xml:space="preserve"> </w:t>
+      </w:r>
+      <w:r>
+        <w:t xml:space="preserve">high for</w:t>
+      </w:r>
+      <w:r>
+        <w:t xml:space="preserve"> </w:t>
+      </w:r>
+      <w:r>
+        <w:rPr>
+          <w:rStyle w:val="VerbatimChar"/>
+        </w:rPr>
+        <w:t xml:space="preserve">TH</w:t>
+      </w:r>
+      <w:r>
+        <w:t xml:space="preserve"> </w:t>
+      </w:r>
+      <w:r>
+        <w:t xml:space="preserve">+ 1 cycles per period:</w:t>
+      </w:r>
+      <w:r>
+        <w:t xml:space="preserve"> </w:t>
+      </w:r>
+      <w:r>
+        <w:rPr>
+          <w:rStyle w:val="VerbatimChar"/>
+        </w:rPr>
+        <w:t xml:space="preserve">TH</w:t>
+      </w:r>
+      <w:r>
+        <w:t xml:space="preserve"> </w:t>
+      </w:r>
+      <w:r>
+        <w:t xml:space="preserve">= 250, END = 999 gives 251 of 1000 cycles. It</w:t>
+      </w:r>
+      <w:r>
+        <w:t xml:space="preserve"> </w:t>
+      </w:r>
+      <w:r>
+        <w:t xml:space="preserve">rises at the start of the period and falls one cycle after the counter passes</w:t>
+      </w:r>
+      <w:r>
+        <w:t xml:space="preserve"> </w:t>
+      </w:r>
+      <w:r>
+        <w:rPr>
+          <w:rStyle w:val="VerbatimChar"/>
+        </w:rPr>
+        <w:t xml:space="preserve">TH</w:t>
+      </w:r>
+      <w:r>
+        <w:t xml:space="preserve">.</w:t>
+      </w:r>
+      <w:r>
+        <w:t xml:space="preserve"> </w:t>
+      </w:r>
+      <w:r>
+        <w:t xml:space="preserve">MODE 2 (SETRST) with the same</w:t>
+      </w:r>
+      <w:r>
+        <w:t xml:space="preserve"> </w:t>
+      </w:r>
+      <w:r>
+        <w:rPr>
+          <w:rStyle w:val="VerbatimChar"/>
+        </w:rPr>
+        <w:t xml:space="preserve">TH</w:t>
+      </w:r>
+      <w:r>
+        <w:t xml:space="preserve"> </w:t>
+      </w:r>
+      <w:r>
+        <w:t xml:space="preserve">is its exact complement.</w:t>
+      </w:r>
+    </w:p>
+    <w:p>
+      <w:pPr>
+        <w:pStyle w:val="BodyText"/>
+      </w:pPr>
+      <w:r>
         <w:rPr>
           <w:b/>
           <w:bCs/>
@@ -7863,14 +8126,13 @@
       </w:r>
     </w:p>
     <w:bookmarkEnd w:id="42"/>
-    <w:bookmarkEnd w:id="43"/>
-    <w:bookmarkStart w:id="44" w:name="instances"/>
+    <w:bookmarkStart w:id="43" w:name="when-a-new-value-takes-effect"/>
     <w:p>
       <w:pPr>
-        <w:pStyle w:val="Heading1"/>
-      </w:pPr>
-      <w:r>
-        <w:t xml:space="preserve">8. Instances</w:t>
+        <w:pStyle w:val="Heading2"/>
+      </w:pPr>
+      <w:r>
+        <w:t xml:space="preserve">7.8 When a new value takes effect</w:t>
       </w:r>
     </w:p>
     <w:p>
@@ -7878,6 +8140,523 @@
         <w:pStyle w:val="FirstParagraph"/>
       </w:pPr>
       <w:r>
+        <w:t xml:space="preserve">Measured by</w:t>
+      </w:r>
+      <w:r>
+        <w:t xml:space="preserve"> </w:t>
+      </w:r>
+      <w:r>
+        <w:rPr>
+          <w:rStyle w:val="VerbatimChar"/>
+        </w:rPr>
+        <w:t xml:space="preserve">PWM_011</w:t>
+      </w:r>
+      <w:r>
+        <w:t xml:space="preserve">, on a timer that is running unless stated.</w:t>
+      </w:r>
+    </w:p>
+    <w:p>
+      <w:pPr>
+        <w:pStyle w:val="Tablecaption0"/>
+      </w:pPr>
+      <w:r>
+        <w:t xml:space="preserve">Table 7-5. When a write takes effect</w:t>
+      </w:r>
+    </w:p>
+    <w:tbl>
+      <w:tblPr>
+        <w:tblStyle w:val="TableGrid"/>
+        <w:tblW w:type="pct" w:w="5000"/>
+        <w:tblLayout w:type="fixed"/>
+        <w:tblLook w:firstRow="1" w:lastRow="0" w:firstColumn="0" w:lastColumn="0" w:noHBand="0" w:noVBand="0" w:val="0020"/>
+        <w:tblCaption w:val="When a write takes effect"/>
+      </w:tblPr>
+      <w:tblGrid>
+        <w:gridCol w:w="3960"/>
+        <w:gridCol w:w="3960"/>
+      </w:tblGrid>
+      <w:tr>
+        <w:trPr>
+          <w:tblHeader w:val="on"/>
+        </w:trPr>
+        <w:tc>
+          <w:tcPr/>
+          <w:p>
+            <w:pPr>
+              <w:pStyle w:val="Compact"/>
+              <w:jc w:val="left"/>
+            </w:pPr>
+            <w:r>
+              <w:t xml:space="preserve">Written</w:t>
+            </w:r>
+          </w:p>
+        </w:tc>
+        <w:tc>
+          <w:tcPr/>
+          <w:p>
+            <w:pPr>
+              <w:pStyle w:val="Compact"/>
+              <w:jc w:val="left"/>
+            </w:pPr>
+            <w:r>
+              <w:t xml:space="preserve">Takes effect</w:t>
+            </w:r>
+          </w:p>
+        </w:tc>
+      </w:tr>
+      <w:tr>
+        <w:tc>
+          <w:tcPr/>
+          <w:p>
+            <w:pPr>
+              <w:pStyle w:val="Compact"/>
+              <w:jc w:val="left"/>
+            </w:pPr>
+            <w:r>
+              <w:rPr>
+                <w:rStyle w:val="VerbatimChar"/>
+              </w:rPr>
+              <w:t xml:space="preserve">TH</w:t>
+            </w:r>
+            <w:r>
+              <w:t xml:space="preserve"> </w:t>
+            </w:r>
+            <w:r>
+              <w:t xml:space="preserve">(START, END),</w:t>
+            </w:r>
+            <w:r>
+              <w:t xml:space="preserve"> </w:t>
+            </w:r>
+            <w:r>
+              <w:rPr>
+                <w:rStyle w:val="VerbatimChar"/>
+              </w:rPr>
+              <w:t xml:space="preserve">CFG.SAW</w:t>
+            </w:r>
+          </w:p>
+        </w:tc>
+        <w:tc>
+          <w:tcPr/>
+          <w:p>
+            <w:pPr>
+              <w:pStyle w:val="Compact"/>
+              <w:jc w:val="left"/>
+            </w:pPr>
+            <w:r>
+              <w:t xml:space="preserve">only at</w:t>
+            </w:r>
+            <w:r>
+              <w:t xml:space="preserve"> </w:t>
+            </w:r>
+            <w:r>
+              <w:rPr>
+                <w:rStyle w:val="VerbatimChar"/>
+              </w:rPr>
+              <w:t xml:space="preserve">CMD.START</w:t>
+            </w:r>
+            <w:r>
+              <w:t xml:space="preserve">, or at</w:t>
+            </w:r>
+            <w:r>
+              <w:t xml:space="preserve"> </w:t>
+            </w:r>
+            <w:r>
+              <w:rPr>
+                <w:rStyle w:val="VerbatimChar"/>
+              </w:rPr>
+              <w:t xml:space="preserve">CMD.UPDATE</w:t>
+            </w:r>
+            <w:r>
+              <w:t xml:space="preserve">. A write alone changes nothing: with the counter running, END written without</w:t>
+            </w:r>
+            <w:r>
+              <w:t xml:space="preserve"> </w:t>
+            </w:r>
+            <w:r>
+              <w:rPr>
+                <w:rStyle w:val="VerbatimChar"/>
+              </w:rPr>
+              <w:t xml:space="preserve">UPDATE</w:t>
+            </w:r>
+            <w:r>
+              <w:t xml:space="preserve"> </w:t>
+            </w:r>
+            <w:r>
+              <w:t xml:space="preserve">leaves the period unchanged</w:t>
+            </w:r>
+          </w:p>
+        </w:tc>
+      </w:tr>
+      <w:tr>
+        <w:tc>
+          <w:tcPr/>
+          <w:p>
+            <w:pPr>
+              <w:pStyle w:val="Compact"/>
+              <w:jc w:val="left"/>
+            </w:pPr>
+            <w:r>
+              <w:rPr>
+                <w:rStyle w:val="VerbatimChar"/>
+              </w:rPr>
+              <w:t xml:space="preserve">CMD.UPDATE</w:t>
+            </w:r>
+            <w:r>
+              <w:t xml:space="preserve">, running</w:t>
+            </w:r>
+          </w:p>
+        </w:tc>
+        <w:tc>
+          <w:tcPr/>
+          <w:p>
+            <w:pPr>
+              <w:pStyle w:val="Compact"/>
+              <w:jc w:val="left"/>
+            </w:pPr>
+            <w:r>
+              <w:t xml:space="preserve">at the end of the period in progress, which keeps its old length; the next period uses the new START, END and</w:t>
+            </w:r>
+            <w:r>
+              <w:t xml:space="preserve"> </w:t>
+            </w:r>
+            <w:r>
+              <w:rPr>
+                <w:rStyle w:val="VerbatimChar"/>
+              </w:rPr>
+              <w:t xml:space="preserve">SAW</w:t>
+            </w:r>
+          </w:p>
+        </w:tc>
+      </w:tr>
+      <w:tr>
+        <w:tc>
+          <w:tcPr/>
+          <w:p>
+            <w:pPr>
+              <w:pStyle w:val="Compact"/>
+              <w:jc w:val="left"/>
+            </w:pPr>
+            <w:r>
+              <w:rPr>
+                <w:rStyle w:val="VerbatimChar"/>
+              </w:rPr>
+              <w:t xml:space="preserve">CMD.UPDATE</w:t>
+            </w:r>
+            <w:r>
+              <w:t xml:space="preserve">, stopped</w:t>
+            </w:r>
+          </w:p>
+        </w:tc>
+        <w:tc>
+          <w:tcPr/>
+          <w:p>
+            <w:pPr>
+              <w:pStyle w:val="Compact"/>
+              <w:jc w:val="left"/>
+            </w:pPr>
+            <w:r>
+              <w:t xml:space="preserve">at once:</w:t>
+            </w:r>
+            <w:r>
+              <w:t xml:space="preserve"> </w:t>
+            </w:r>
+            <w:r>
+              <w:rPr>
+                <w:rStyle w:val="VerbatimChar"/>
+              </w:rPr>
+              <w:t xml:space="preserve">COUNTER</w:t>
+            </w:r>
+            <w:r>
+              <w:t xml:space="preserve"> </w:t>
+            </w:r>
+            <w:r>
+              <w:t xml:space="preserve">reads START. A</w:t>
+            </w:r>
+            <w:r>
+              <w:t xml:space="preserve"> </w:t>
+            </w:r>
+            <w:r>
+              <w:rPr>
+                <w:rStyle w:val="VerbatimChar"/>
+              </w:rPr>
+              <w:t xml:space="preserve">TH</w:t>
+            </w:r>
+            <w:r>
+              <w:t xml:space="preserve"> </w:t>
+            </w:r>
+            <w:r>
+              <w:t xml:space="preserve">write while stopped leaves</w:t>
+            </w:r>
+            <w:r>
+              <w:t xml:space="preserve"> </w:t>
+            </w:r>
+            <w:r>
+              <w:rPr>
+                <w:rStyle w:val="VerbatimChar"/>
+              </w:rPr>
+              <w:t xml:space="preserve">COUNTER</w:t>
+            </w:r>
+            <w:r>
+              <w:t xml:space="preserve"> </w:t>
+            </w:r>
+            <w:r>
+              <w:t xml:space="preserve">as it was</w:t>
+            </w:r>
+          </w:p>
+        </w:tc>
+      </w:tr>
+      <w:tr>
+        <w:tc>
+          <w:tcPr/>
+          <w:p>
+            <w:pPr>
+              <w:pStyle w:val="Compact"/>
+              <w:jc w:val="left"/>
+            </w:pPr>
+            <w:r>
+              <w:rPr>
+                <w:rStyle w:val="VerbatimChar"/>
+              </w:rPr>
+              <w:t xml:space="preserve">CMD.START</w:t>
+            </w:r>
+          </w:p>
+        </w:tc>
+        <w:tc>
+          <w:tcPr/>
+          <w:p>
+            <w:pPr>
+              <w:pStyle w:val="Compact"/>
+              <w:jc w:val="left"/>
+            </w:pPr>
+            <w:r>
+              <w:t xml:space="preserve">loads START, END and</w:t>
+            </w:r>
+            <w:r>
+              <w:t xml:space="preserve"> </w:t>
+            </w:r>
+            <w:r>
+              <w:rPr>
+                <w:rStyle w:val="VerbatimChar"/>
+              </w:rPr>
+              <w:t xml:space="preserve">SAW</w:t>
+            </w:r>
+            <w:r>
+              <w:t xml:space="preserve">; the first period is END - START + 1 count events</w:t>
+            </w:r>
+          </w:p>
+        </w:tc>
+      </w:tr>
+      <w:tr>
+        <w:tc>
+          <w:tcPr/>
+          <w:p>
+            <w:pPr>
+              <w:pStyle w:val="Compact"/>
+              <w:jc w:val="left"/>
+            </w:pPr>
+            <w:r>
+              <w:rPr>
+                <w:rStyle w:val="VerbatimChar"/>
+              </w:rPr>
+              <w:t xml:space="preserve">CHn_TH</w:t>
+            </w:r>
+            <w:r>
+              <w:t xml:space="preserve"> </w:t>
+            </w:r>
+            <w:r>
+              <w:t xml:space="preserve">(</w:t>
+            </w:r>
+            <w:r>
+              <w:rPr>
+                <w:rStyle w:val="VerbatimChar"/>
+              </w:rPr>
+              <w:t xml:space="preserve">TH</w:t>
+            </w:r>
+            <w:r>
+              <w:t xml:space="preserve">,</w:t>
+            </w:r>
+            <w:r>
+              <w:t xml:space="preserve"> </w:t>
+            </w:r>
+            <w:r>
+              <w:rPr>
+                <w:rStyle w:val="VerbatimChar"/>
+              </w:rPr>
+              <w:t xml:space="preserve">MODE</w:t>
+            </w:r>
+            <w:r>
+              <w:t xml:space="preserve">),</w:t>
+            </w:r>
+            <w:r>
+              <w:t xml:space="preserve"> </w:t>
+            </w:r>
+            <w:r>
+              <w:rPr>
+                <w:rStyle w:val="VerbatimChar"/>
+              </w:rPr>
+              <w:t xml:space="preserve">CFG.PRESC</w:t>
+            </w:r>
+            <w:r>
+              <w:t xml:space="preserve">,</w:t>
+            </w:r>
+            <w:r>
+              <w:t xml:space="preserve"> </w:t>
+            </w:r>
+            <w:r>
+              <w:rPr>
+                <w:rStyle w:val="VerbatimChar"/>
+              </w:rPr>
+              <w:t xml:space="preserve">CFG.IN_SEL</w:t>
+            </w:r>
+            <w:r>
+              <w:t xml:space="preserve">,</w:t>
+            </w:r>
+            <w:r>
+              <w:t xml:space="preserve"> </w:t>
+            </w:r>
+            <w:r>
+              <w:rPr>
+                <w:rStyle w:val="VerbatimChar"/>
+              </w:rPr>
+              <w:t xml:space="preserve">CFG.IN_MODE</w:t>
+            </w:r>
+          </w:p>
+        </w:tc>
+        <w:tc>
+          <w:tcPr/>
+          <w:p>
+            <w:pPr>
+              <w:pStyle w:val="Compact"/>
+              <w:jc w:val="left"/>
+            </w:pPr>
+            <w:r>
+              <w:t xml:space="preserve">at the next count event, in the period in progress, without</w:t>
+            </w:r>
+            <w:r>
+              <w:t xml:space="preserve"> </w:t>
+            </w:r>
+            <w:r>
+              <w:rPr>
+                <w:rStyle w:val="VerbatimChar"/>
+              </w:rPr>
+              <w:t xml:space="preserve">UPDATE</w:t>
+            </w:r>
+          </w:p>
+        </w:tc>
+      </w:tr>
+    </w:tbl>
+    <w:p>
+      <w:pPr>
+        <w:pStyle w:val="BodyText"/>
+      </w:pPr>
+      <w:r>
+        <w:t xml:space="preserve">Consequence for</w:t>
+      </w:r>
+      <w:r>
+        <w:t xml:space="preserve"> </w:t>
+      </w:r>
+      <w:r>
+        <w:rPr>
+          <w:rStyle w:val="VerbatimChar"/>
+        </w:rPr>
+        <w:t xml:space="preserve">CHn_TH</w:t>
+      </w:r>
+      <w:r>
+        <w:t xml:space="preserve">: a value above the counter is used in the period in progress.</w:t>
+      </w:r>
+      <w:r>
+        <w:t xml:space="preserve"> </w:t>
+      </w:r>
+      <w:r>
+        <w:t xml:space="preserve">A value</w:t>
+      </w:r>
+      <w:r>
+        <w:t xml:space="preserve"> </w:t>
+      </w:r>
+      <w:r>
+        <w:rPr>
+          <w:b/>
+          <w:bCs/>
+        </w:rPr>
+        <w:t xml:space="preserve">below</w:t>
+      </w:r>
+      <w:r>
+        <w:t xml:space="preserve"> </w:t>
+      </w:r>
+      <w:r>
+        <w:t xml:space="preserve">the counter has already passed, so its match is missed in this period.</w:t>
+      </w:r>
+      <w:r>
+        <w:t xml:space="preserve"> </w:t>
+      </w:r>
+      <w:r>
+        <w:t xml:space="preserve">With</w:t>
+      </w:r>
+      <w:r>
+        <w:t xml:space="preserve"> </w:t>
+      </w:r>
+      <w:r>
+        <w:rPr>
+          <w:rStyle w:val="VerbatimChar"/>
+        </w:rPr>
+        <w:t xml:space="preserve">MODE</w:t>
+      </w:r>
+      <w:r>
+        <w:t xml:space="preserve"> </w:t>
+      </w:r>
+      <w:r>
+        <w:t xml:space="preserve">6 (RSTSET) the output stays high to the end of the period and falls at the</w:t>
+      </w:r>
+      <w:r>
+        <w:t xml:space="preserve"> </w:t>
+      </w:r>
+      <w:r>
+        <w:t xml:space="preserve">match in the next one, so one pulse is long. To change a duty cycle without a wrong</w:t>
+      </w:r>
+      <w:r>
+        <w:t xml:space="preserve"> </w:t>
+      </w:r>
+      <w:r>
+        <w:t xml:space="preserve">pulse, write</w:t>
+      </w:r>
+      <w:r>
+        <w:t xml:space="preserve"> </w:t>
+      </w:r>
+      <w:r>
+        <w:rPr>
+          <w:rStyle w:val="VerbatimChar"/>
+        </w:rPr>
+        <w:t xml:space="preserve">CHn_TH</w:t>
+      </w:r>
+      <w:r>
+        <w:t xml:space="preserve"> </w:t>
+      </w:r>
+      <w:r>
+        <w:t xml:space="preserve">just after the period starts, while the counter is still below</w:t>
+      </w:r>
+      <w:r>
+        <w:t xml:space="preserve"> </w:t>
+      </w:r>
+      <w:r>
+        <w:t xml:space="preserve">both the old and the new value.</w:t>
+      </w:r>
+    </w:p>
+    <w:bookmarkEnd w:id="43"/>
+    <w:bookmarkEnd w:id="44"/>
+    <w:bookmarkStart w:id="45" w:name="instances"/>
+    <w:p>
+      <w:pPr>
+        <w:pStyle w:val="Heading1"/>
+      </w:pPr>
+      <w:r>
+        <w:t xml:space="preserve">8. Instances</w:t>
+      </w:r>
+    </w:p>
+    <w:p>
+      <w:pPr>
+        <w:pStyle w:val="FirstParagraph"/>
+      </w:pPr>
+      <w:r>
         <w:t xml:space="preserve">One, on</w:t>
       </w:r>
       <w:r>
@@ -7938,8 +8717,8 @@
         <w:t xml:space="preserve">= 16. The four timer modules are internal to the IP.</w:t>
       </w:r>
     </w:p>
-    <w:bookmarkEnd w:id="44"/>
-    <w:bookmarkStart w:id="45" w:name="X31074a9102d88bba972e4f71edc3e97f3cd819b"/>
+    <w:bookmarkEnd w:id="45"/>
+    <w:bookmarkStart w:id="46" w:name="X31074a9102d88bba972e4f71edc3e97f3cd819b"/>
     <w:p>
       <w:pPr>
         <w:pStyle w:val="Heading1"/>
@@ -8138,8 +8917,8 @@
         </w:tc>
       </w:tr>
     </w:tbl>
-    <w:bookmarkEnd w:id="45"/>
-    <w:bookmarkStart w:id="46" w:name="tie-offs"/>
+    <w:bookmarkEnd w:id="46"/>
+    <w:bookmarkStart w:id="47" w:name="tie-offs"/>
     <w:p>
       <w:pPr>
         <w:pStyle w:val="Heading1"/>
@@ -8447,8 +9226,8 @@
         </w:tc>
       </w:tr>
     </w:tbl>
-    <w:bookmarkEnd w:id="46"/>
-    <w:bookmarkStart w:id="47" w:name="requirements-on-others-and-open-items"/>
+    <w:bookmarkEnd w:id="47"/>
+    <w:bookmarkStart w:id="48" w:name="requirements-on-others-and-open-items"/>
     <w:p>
       <w:pPr>
         <w:pStyle w:val="Heading1"/>
@@ -8821,8 +9600,8 @@
         <w:t xml:space="preserve">gate count, after synthesis.</w:t>
       </w:r>
     </w:p>
-    <w:bookmarkEnd w:id="47"/>
-    <w:bookmarkStart w:id="48" w:name="verification"/>
+    <w:bookmarkEnd w:id="48"/>
+    <w:bookmarkStart w:id="49" w:name="verification"/>
     <w:p>
       <w:pPr>
         <w:pStyle w:val="Heading1"/>
@@ -9480,7 +10259,7 @@
         <w:t xml:space="preserve"> </w:t>
       </w:r>
       <w:r>
-        <w:t xml:space="preserve">Confirm in simulation: when a new</w:t>
+        <w:t xml:space="preserve">Each row of the table in 7.8 holds:</w:t>
       </w:r>
       <w:r>
         <w:t xml:space="preserve"> </w:t>
@@ -9495,7 +10274,7 @@
         <w:t xml:space="preserve"> </w:t>
       </w:r>
       <w:r>
-        <w:t xml:space="preserve">takes effect (at</w:t>
+        <w:t xml:space="preserve">is used only at</w:t>
       </w:r>
       <w:r>
         <w:t xml:space="preserve"> </w:t>
@@ -9507,7 +10286,10 @@
         <w:t xml:space="preserve">CMD.START</w:t>
       </w:r>
       <w:r>
-        <w:t xml:space="preserve">, at</w:t>
+        <w:t xml:space="preserve"> </w:t>
+      </w:r>
+      <w:r>
+        <w:t xml:space="preserve">or</w:t>
       </w:r>
       <w:r>
         <w:t xml:space="preserve"> </w:t>
@@ -9522,28 +10304,7 @@
         <w:t xml:space="preserve"> </w:t>
       </w:r>
       <w:r>
-        <w:t xml:space="preserve">while stopped, at the period end after</w:t>
-      </w:r>
-      <w:r>
-        <w:t xml:space="preserve"> </w:t>
-      </w:r>
-      <w:r>
-        <w:rPr>
-          <w:rStyle w:val="VerbatimChar"/>
-        </w:rPr>
-        <w:t xml:space="preserve">CMD.UPDATE</w:t>
-      </w:r>
-      <w:r>
-        <w:t xml:space="preserve"> </w:t>
-      </w:r>
-      <w:r>
-        <w:t xml:space="preserve">while running),</w:t>
-      </w:r>
-      <w:r>
-        <w:t xml:space="preserve"> </w:t>
-      </w:r>
-      <w:r>
-        <w:t xml:space="preserve">and when new</w:t>
+        <w:t xml:space="preserve">(stopped: at once; running: at the end of the period in progress);</w:t>
       </w:r>
       <w:r>
         <w:t xml:space="preserve"> </w:t>
@@ -9555,6 +10316,27 @@
         <w:t xml:space="preserve">CHn_TH</w:t>
       </w:r>
       <w:r>
+        <w:t xml:space="preserve"> </w:t>
+      </w:r>
+      <w:r>
+        <w:t xml:space="preserve">raised before its match is used in the period in progress, lowered below</w:t>
+      </w:r>
+      <w:r>
+        <w:t xml:space="preserve"> </w:t>
+      </w:r>
+      <w:r>
+        <w:t xml:space="preserve">the counter it is used in the next one;</w:t>
+      </w:r>
+      <w:r>
+        <w:t xml:space="preserve"> </w:t>
+      </w:r>
+      <w:r>
+        <w:rPr>
+          <w:rStyle w:val="VerbatimChar"/>
+        </w:rPr>
+        <w:t xml:space="preserve">PRESC</w:t>
+      </w:r>
+      <w:r>
         <w:t xml:space="preserve">,</w:t>
       </w:r>
       <w:r>
@@ -9567,7 +10349,10 @@
         <w:t xml:space="preserve">IN_SEL</w:t>
       </w:r>
       <w:r>
-        <w:t xml:space="preserve">,</w:t>
+        <w:t xml:space="preserve"> </w:t>
+      </w:r>
+      <w:r>
+        <w:t xml:space="preserve">and</w:t>
       </w:r>
       <w:r>
         <w:t xml:space="preserve"> </w:t>
@@ -9582,28 +10367,13 @@
         <w:t xml:space="preserve"> </w:t>
       </w:r>
       <w:r>
-        <w:t xml:space="preserve">and</w:t>
-      </w:r>
-      <w:r>
-        <w:t xml:space="preserve"> </w:t>
-      </w:r>
-      <w:r>
-        <w:rPr>
-          <w:rStyle w:val="VerbatimChar"/>
-        </w:rPr>
-        <w:t xml:space="preserve">PRESC</w:t>
-      </w:r>
-      <w:r>
-        <w:t xml:space="preserve"> </w:t>
-      </w:r>
-      <w:r>
-        <w:t xml:space="preserve">values take effect while</w:t>
-      </w:r>
-      <w:r>
-        <w:t xml:space="preserve"> </w:t>
-      </w:r>
-      <w:r>
-        <w:t xml:space="preserve">running.</w:t>
+        <w:t xml:space="preserve">take effect</w:t>
+      </w:r>
+      <w:r>
+        <w:t xml:space="preserve"> </w:t>
+      </w:r>
+      <w:r>
+        <w:t xml:space="preserve">while running.</w:t>
       </w:r>
     </w:p>
     <w:p>
@@ -9645,8 +10415,8 @@
         <w:t xml:space="preserve">cycle wide on a rising edge of the channel firmware selected.</w:t>
       </w:r>
     </w:p>
-    <w:bookmarkEnd w:id="48"/>
-    <w:bookmarkStart w:id="49" w:name="appendix-a.-acronyms"/>
+    <w:bookmarkEnd w:id="49"/>
+    <w:bookmarkStart w:id="50" w:name="appendix-a.-acronyms"/>
     <w:p>
       <w:pPr>
         <w:pStyle w:val="Heading1"/>
@@ -9808,8 +10578,8 @@
         </w:tc>
       </w:tr>
     </w:tbl>
-    <w:bookmarkEnd w:id="49"/>
-    <w:bookmarkStart w:id="50" w:name="appendix-b.-first-review"/>
+    <w:bookmarkEnd w:id="50"/>
+    <w:bookmarkStart w:id="51" w:name="appendix-b.-first-review"/>
     <w:p>
       <w:pPr>
         <w:pStyle w:val="Heading1"/>
@@ -10066,7 +10836,7 @@
         </w:tc>
       </w:tr>
     </w:tbl>
-    <w:bookmarkEnd w:id="50"/>
+    <w:bookmarkEnd w:id="51"/>
     <w:sectPr>
       <w:headerReference r:id="rId11" w:type="default"/>
       <w:footerReference r:id="rId12" w:type="even"/>
@@ -10305,7 +11075,7 @@
       <w:rPr>
         <w:szCs w:val="26"/>
       </w:rPr>
-      <w:t>V2.8</w:t>
+      <w:t>V2.9</w:t>
     </w:r>
     <w:r>
       <w:rPr>

--- a/doc/specs/docx/QNSC_PWM_MAS.docx
+++ b/doc/specs/docx/QNSC_PWM_MAS.docx
@@ -1447,7 +1447,7 @@
               <w:t xml:space="preserve">PWM_011</w:t>
             </w:r>
             <w:r>
-              <w:t xml:space="preserve">. Section 12:</w:t>
+              <w:t xml:space="preserve">. Section 11: pad functions and their state after reset. Section 12:</w:t>
             </w:r>
             <w:r>
               <w:t xml:space="preserve"> </w:t>
@@ -9401,22 +9401,28 @@
               <w:jc w:val="left"/>
             </w:pPr>
             <w:r>
-              <w:t xml:space="preserve">Pins for</w:t>
+              <w:rPr>
+                <w:rStyle w:val="VerbatimChar"/>
+              </w:rPr>
+              <w:t xml:space="preserve">PWM_0..7</w:t>
             </w:r>
             <w:r>
               <w:t xml:space="preserve"> </w:t>
             </w:r>
             <w:r>
-              <w:rPr>
-                <w:rStyle w:val="VerbatimChar"/>
-              </w:rPr>
-              <w:t xml:space="preserve">PWM_0..7</w:t>
+              <w:t xml:space="preserve">are output pads (</w:t>
+            </w:r>
+            <w:r>
+              <w:rPr>
+                <w:rStyle w:val="VerbatimChar"/>
+              </w:rPr>
+              <w:t xml:space="preserve">OE</w:t>
             </w:r>
             <w:r>
               <w:t xml:space="preserve"> </w:t>
             </w:r>
             <w:r>
-              <w:t xml:space="preserve">and</w:t>
+              <w:t xml:space="preserve">= 1 while selected) on</w:t>
             </w:r>
             <w:r>
               <w:t xml:space="preserve"> </w:t>
@@ -9425,10 +9431,163 @@
               <w:rPr>
                 <w:rStyle w:val="VerbatimChar"/>
               </w:rPr>
+              <w:t xml:space="preserve">PIN_23</w:t>
+            </w:r>
+            <w:r>
+              <w:t xml:space="preserve">–</w:t>
+            </w:r>
+            <w:r>
+              <w:rPr>
+                <w:rStyle w:val="VerbatimChar"/>
+              </w:rPr>
+              <w:t xml:space="preserve">26</w:t>
+            </w:r>
+            <w:r>
+              <w:t xml:space="preserve">,</w:t>
+            </w:r>
+            <w:r>
+              <w:t xml:space="preserve"> </w:t>
+            </w:r>
+            <w:r>
+              <w:rPr>
+                <w:rStyle w:val="VerbatimChar"/>
+              </w:rPr>
+              <w:t xml:space="preserve">29</w:t>
+            </w:r>
+            <w:r>
+              <w:t xml:space="preserve">,</w:t>
+            </w:r>
+            <w:r>
+              <w:t xml:space="preserve"> </w:t>
+            </w:r>
+            <w:r>
+              <w:rPr>
+                <w:rStyle w:val="VerbatimChar"/>
+              </w:rPr>
+              <w:t xml:space="preserve">30</w:t>
+            </w:r>
+            <w:r>
+              <w:t xml:space="preserve">,</w:t>
+            </w:r>
+            <w:r>
+              <w:t xml:space="preserve"> </w:t>
+            </w:r>
+            <w:r>
+              <w:rPr>
+                <w:rStyle w:val="VerbatimChar"/>
+              </w:rPr>
+              <w:t xml:space="preserve">39</w:t>
+            </w:r>
+            <w:r>
+              <w:t xml:space="preserve">,</w:t>
+            </w:r>
+            <w:r>
+              <w:t xml:space="preserve"> </w:t>
+            </w:r>
+            <w:r>
+              <w:rPr>
+                <w:rStyle w:val="VerbatimChar"/>
+              </w:rPr>
+              <w:t xml:space="preserve">40</w:t>
+            </w:r>
+            <w:r>
+              <w:t xml:space="preserve">;</w:t>
+            </w:r>
+            <w:r>
+              <w:t xml:space="preserve"> </w:t>
+            </w:r>
+            <w:r>
+              <w:rPr>
+                <w:rStyle w:val="VerbatimChar"/>
+              </w:rPr>
               <w:t xml:space="preserve">TIM_EXT0..3</w:t>
             </w:r>
             <w:r>
-              <w:t xml:space="preserve">, and their IO MUX default after reset</w:t>
+              <w:t xml:space="preserve"> </w:t>
+            </w:r>
+            <w:r>
+              <w:t xml:space="preserve">are input pads (</w:t>
+            </w:r>
+            <w:r>
+              <w:rPr>
+                <w:rStyle w:val="VerbatimChar"/>
+              </w:rPr>
+              <w:t xml:space="preserve">OE</w:t>
+            </w:r>
+            <w:r>
+              <w:t xml:space="preserve"> </w:t>
+            </w:r>
+            <w:r>
+              <w:t xml:space="preserve">= 0) on</w:t>
+            </w:r>
+            <w:r>
+              <w:t xml:space="preserve"> </w:t>
+            </w:r>
+            <w:r>
+              <w:rPr>
+                <w:rStyle w:val="VerbatimChar"/>
+              </w:rPr>
+              <w:t xml:space="preserve">PIN_31</w:t>
+            </w:r>
+            <w:r>
+              <w:t xml:space="preserve">–</w:t>
+            </w:r>
+            <w:r>
+              <w:rPr>
+                <w:rStyle w:val="VerbatimChar"/>
+              </w:rPr>
+              <w:t xml:space="preserve">34</w:t>
+            </w:r>
+            <w:r>
+              <w:t xml:space="preserve">. After reset each pad is</w:t>
+            </w:r>
+            <w:r>
+              <w:t xml:space="preserve"> </w:t>
+            </w:r>
+            <w:r>
+              <w:rPr>
+                <w:rStyle w:val="VerbatimChar"/>
+              </w:rPr>
+              <w:t xml:space="preserve">GPIO</w:t>
+            </w:r>
+            <w:r>
+              <w:t xml:space="preserve"> </w:t>
+            </w:r>
+            <w:r>
+              <w:t xml:space="preserve">(</w:t>
+            </w:r>
+            <w:r>
+              <w:rPr>
+                <w:rStyle w:val="VerbatimChar"/>
+              </w:rPr>
+              <w:t xml:space="preserve">b00</w:t>
+            </w:r>
+            <w:r>
+              <w:t xml:space="preserve">), or Hi-Z on</w:t>
+            </w:r>
+            <w:r>
+              <w:t xml:space="preserve"> </w:t>
+            </w:r>
+            <w:r>
+              <w:rPr>
+                <w:rStyle w:val="VerbatimChar"/>
+              </w:rPr>
+              <w:t xml:space="preserve">PIN_33</w:t>
+            </w:r>
+            <w:r>
+              <w:t xml:space="preserve">,</w:t>
+            </w:r>
+            <w:r>
+              <w:t xml:space="preserve"> </w:t>
+            </w:r>
+            <w:r>
+              <w:rPr>
+                <w:rStyle w:val="VerbatimChar"/>
+              </w:rPr>
+              <w:t xml:space="preserve">PIN_34</w:t>
+            </w:r>
+            <w:r>
+              <w:t xml:space="preserve">, so no PWM output drives a pin until firmware selects it</w:t>
             </w:r>
           </w:p>
         </w:tc>
@@ -9452,7 +9611,7 @@
               <w:jc w:val="left"/>
             </w:pPr>
             <w:r>
-              <w:t xml:space="preserve">pin owner out of reset</w:t>
+              <w:t xml:space="preserve">a power stage sees a floating input until firmware selects the function</w:t>
             </w:r>
           </w:p>
         </w:tc>

--- a/doc/specs/docx/QNSC_PWM_MAS.docx
+++ b/doc/specs/docx/QNSC_PWM_MAS.docx
@@ -15,7 +15,7 @@
         <w:pStyle w:val="Subtitle"/>
       </w:pPr>
       <w:r>
-        <w:t xml:space="preserve">MICRO-ARCHITECTURE SPECIFICATION – V2.7</w:t>
+        <w:t xml:space="preserve">MICRO-ARCHITECTURE SPECIFICATION – V2.8</w:t>
       </w:r>
     </w:p>
     <w:p>
@@ -1180,6 +1180,134 @@
           </w:p>
         </w:tc>
       </w:tr>
+      <w:tr>
+        <w:tc>
+          <w:tcPr/>
+          <w:p>
+            <w:pPr>
+              <w:pStyle w:val="Compact"/>
+              <w:jc w:val="left"/>
+            </w:pPr>
+            <w:r>
+              <w:t xml:space="preserve">V2.8</w:t>
+            </w:r>
+          </w:p>
+        </w:tc>
+        <w:tc>
+          <w:tcPr/>
+          <w:p>
+            <w:pPr>
+              <w:pStyle w:val="Compact"/>
+              <w:jc w:val="left"/>
+            </w:pPr>
+            <w:r>
+              <w:t xml:space="preserve">2026-10-15</w:t>
+            </w:r>
+          </w:p>
+        </w:tc>
+        <w:tc>
+          <w:tcPr/>
+          <w:p>
+            <w:pPr>
+              <w:pStyle w:val="Compact"/>
+              <w:jc w:val="left"/>
+            </w:pPr>
+            <w:r>
+              <w:t xml:space="preserve">Nghia VT</w:t>
+            </w:r>
+          </w:p>
+        </w:tc>
+        <w:tc>
+          <w:tcPr/>
+          <w:p>
+            <w:pPr>
+              <w:pStyle w:val="Compact"/>
+              <w:jc w:val="left"/>
+            </w:pPr>
+            <w:r>
+              <w:t xml:space="preserve">–</w:t>
+            </w:r>
+          </w:p>
+        </w:tc>
+        <w:tc>
+          <w:tcPr/>
+          <w:p>
+            <w:pPr>
+              <w:pStyle w:val="Compact"/>
+              <w:jc w:val="left"/>
+            </w:pPr>
+            <w:r>
+              <w:rPr>
+                <w:rStyle w:val="VerbatimChar"/>
+              </w:rPr>
+              <w:t xml:space="preserve">i_bus_apb_paddr</w:t>
+            </w:r>
+            <w:r>
+              <w:t xml:space="preserve"> </w:t>
+            </w:r>
+            <w:r>
+              <w:t xml:space="preserve">is 14 bits, was 12: the contract</w:t>
+            </w:r>
+            <w:r>
+              <w:t xml:space="preserve"> </w:t>
+            </w:r>
+            <w:r>
+              <w:rPr>
+                <w:rStyle w:val="VerbatimChar"/>
+              </w:rPr>
+              <w:t xml:space="preserve">meta.apb_paddr_width</w:t>
+            </w:r>
+            <w:r>
+              <w:t xml:space="preserve"> </w:t>
+            </w:r>
+            <w:r>
+              <w:t xml:space="preserve">changed in #77 because the windows are 16 KiB. The requirement on the bus owner no longer says that</w:t>
+            </w:r>
+            <w:r>
+              <w:t xml:space="preserve"> </w:t>
+            </w:r>
+            <w:r>
+              <w:rPr>
+                <w:rStyle w:val="VerbatimChar"/>
+              </w:rPr>
+              <w:t xml:space="preserve">P_BUS</w:t>
+            </w:r>
+            <w:r>
+              <w:t xml:space="preserve"> </w:t>
+            </w:r>
+            <w:r>
+              <w:t xml:space="preserve">subtracts the base (nothing does; the window is aligned to its size). The decode is unchanged:</w:t>
+            </w:r>
+            <w:r>
+              <w:t xml:space="preserve"> </w:t>
+            </w:r>
+            <w:r>
+              <w:rPr>
+                <w:rStyle w:val="VerbatimChar"/>
+              </w:rPr>
+              <w:t xml:space="preserve">PADDR[9:2]</w:t>
+            </w:r>
+            <w:r>
+              <w:t xml:space="preserve">, so the 1 KiB map repeats every</w:t>
+            </w:r>
+            <w:r>
+              <w:t xml:space="preserve"> </w:t>
+            </w:r>
+            <w:r>
+              <w:rPr>
+                <w:rStyle w:val="VerbatimChar"/>
+              </w:rPr>
+              <w:t xml:space="preserve">0x400</w:t>
+            </w:r>
+            <w:r>
+              <w:t xml:space="preserve"> </w:t>
+            </w:r>
+            <w:r>
+              <w:t xml:space="preserve">across the window</w:t>
+            </w:r>
+          </w:p>
+        </w:tc>
+      </w:tr>
     </w:tbl>
     <w:bookmarkEnd w:id="26"/>
     <w:bookmarkStart w:id="27" w:name="overview"/>
@@ -2393,7 +2521,7 @@
               <w:jc w:val="right"/>
             </w:pPr>
             <w:r>
-              <w:t xml:space="preserve">12</w:t>
+              <w:t xml:space="preserve">14</w:t>
             </w:r>
           </w:p>
         </w:tc>
@@ -8403,25 +8531,13 @@
               <w:rPr>
                 <w:rStyle w:val="VerbatimChar"/>
               </w:rPr>
-              <w:t xml:space="preserve">i_bus_apb_paddr[11:0]</w:t>
+              <w:t xml:space="preserve">i_bus_apb_paddr[13:0]</w:t>
             </w:r>
             <w:r>
               <w:t xml:space="preserve"> </w:t>
             </w:r>
             <w:r>
-              <w:t xml:space="preserve">= the low 12 bits of the offset (</w:t>
-            </w:r>
-            <w:r>
-              <w:rPr>
-                <w:rStyle w:val="VerbatimChar"/>
-              </w:rPr>
-              <w:t xml:space="preserve">P_BUS</w:t>
-            </w:r>
-            <w:r>
-              <w:t xml:space="preserve"> </w:t>
-            </w:r>
-            <w:r>
-              <w:t xml:space="preserve">subtracts the base; offset bits 13:12 are not used)</w:t>
+              <w:t xml:space="preserve">= the offset inside the 16 KiB window, the low 14 bits of the address (the window is aligned to its size); offset bits 13:10 are not decoded</w:t>
             </w:r>
           </w:p>
         </w:tc>
@@ -10189,7 +10305,7 @@
       <w:rPr>
         <w:szCs w:val="26"/>
       </w:rPr>
-      <w:t>V2.7</w:t>
+      <w:t>V2.8</w:t>
     </w:r>
     <w:r>
       <w:rPr>

--- a/doc/specs/docx/QNSC_PWM_MAS.docx
+++ b/doc/specs/docx/QNSC_PWM_MAS.docx
@@ -10366,10 +10366,22 @@
         <w:t xml:space="preserve"> </w:t>
       </w:r>
       <w:r>
-        <w:t xml:space="preserve">Holes read 0 and ignore writes; offset</w:t>
-      </w:r>
-      <w:r>
-        <w:t xml:space="preserve"> </w:t>
+        <w:t xml:space="preserve">Holes read 0 and ignore writes; the 1 KiB map repeats every</w:t>
+      </w:r>
+      <w:r>
+        <w:t xml:space="preserve"> </w:t>
+      </w:r>
+      <w:r>
+        <w:rPr>
+          <w:rStyle w:val="VerbatimChar"/>
+        </w:rPr>
+        <w:t xml:space="preserve">0x400</w:t>
+      </w:r>
+      <w:r>
+        <w:t xml:space="preserve"> </w:t>
+      </w:r>
+      <w:r>
+        <w:t xml:space="preserve">across the 16 KiB window (</w:t>
       </w:r>
       <w:r>
         <w:rPr>
@@ -10378,10 +10390,46 @@
         <w:t xml:space="preserve">+0x400</w:t>
       </w:r>
       <w:r>
-        <w:t xml:space="preserve"> </w:t>
-      </w:r>
-      <w:r>
-        <w:t xml:space="preserve">aliases offset 0;</w:t>
+        <w:t xml:space="preserve">,</w:t>
+      </w:r>
+      <w:r>
+        <w:t xml:space="preserve"> </w:t>
+      </w:r>
+      <w:r>
+        <w:rPr>
+          <w:rStyle w:val="VerbatimChar"/>
+        </w:rPr>
+        <w:t xml:space="preserve">+0x1000</w:t>
+      </w:r>
+      <w:r>
+        <w:t xml:space="preserve">,</w:t>
+      </w:r>
+      <w:r>
+        <w:t xml:space="preserve"> </w:t>
+      </w:r>
+      <w:r>
+        <w:rPr>
+          <w:rStyle w:val="VerbatimChar"/>
+        </w:rPr>
+        <w:t xml:space="preserve">+0x2000</w:t>
+      </w:r>
+      <w:r>
+        <w:t xml:space="preserve">,</w:t>
+      </w:r>
+      <w:r>
+        <w:t xml:space="preserve"> </w:t>
+      </w:r>
+      <w:r>
+        <w:rPr>
+          <w:rStyle w:val="VerbatimChar"/>
+        </w:rPr>
+        <w:t xml:space="preserve">+0x3C00</w:t>
+      </w:r>
+      <w:r>
+        <w:t xml:space="preserve"> </w:t>
+      </w:r>
+      <w:r>
+        <w:t xml:space="preserve">alias offset 0);</w:t>
       </w:r>
       <w:r>
         <w:t xml:space="preserve"> </w:t>

--- a/doc/specs/docx/QNSC_PWM_MAS.docx
+++ b/doc/specs/docx/QNSC_PWM_MAS.docx
@@ -7905,7 +7905,7 @@
         <w:t xml:space="preserve"> </w:t>
       </w:r>
       <w:r>
-        <w:t xml:space="preserve">= 12,</w:t>
+        <w:t xml:space="preserve">= 14,</w:t>
       </w:r>
       <w:r>
         <w:t xml:space="preserve"> </w:t>
